--- a/Projeto_Automacao_Certificados_UNIP_ABNT - Marcia.docx
+++ b/Projeto_Automacao_Certificados_UNIP_ABNT - Marcia.docx
@@ -38,6 +38,7 @@
     </w:p>
     <w:p>
       <w:pPr>
+        <w:jc w:val="center"/>
         <w:rPr>
           <w:lang w:val="pt-BR"/>
         </w:rPr>
@@ -86,6 +87,7 @@
     </w:p>
     <w:p>
       <w:pPr>
+        <w:jc w:val="center"/>
         <w:rPr>
           <w:lang w:val="pt-BR"/>
         </w:rPr>
@@ -153,6 +155,7 @@
     </w:p>
     <w:p>
       <w:pPr>
+        <w:jc w:val="center"/>
         <w:rPr>
           <w:lang w:val="pt-BR"/>
         </w:rPr>
@@ -184,41 +187,47 @@
     </w:p>
     <w:p>
       <w:pPr>
-        <w:rPr>
-          <w:lang w:val="pt-BR"/>
-        </w:rPr>
-      </w:pPr>
-    </w:p>
-    <w:p>
-      <w:pPr>
-        <w:rPr>
-          <w:lang w:val="pt-BR"/>
-        </w:rPr>
-      </w:pPr>
-    </w:p>
-    <w:p>
-      <w:pPr>
-        <w:rPr>
-          <w:lang w:val="pt-BR"/>
-        </w:rPr>
-      </w:pPr>
-    </w:p>
-    <w:p>
-      <w:pPr>
-        <w:rPr>
-          <w:lang w:val="pt-BR"/>
-        </w:rPr>
-      </w:pPr>
-    </w:p>
-    <w:p>
-      <w:pPr>
-        <w:rPr>
-          <w:lang w:val="pt-BR"/>
-        </w:rPr>
-      </w:pPr>
-    </w:p>
-    <w:p>
-      <w:pPr>
+        <w:jc w:val="center"/>
+        <w:rPr>
+          <w:lang w:val="pt-BR"/>
+        </w:rPr>
+      </w:pPr>
+    </w:p>
+    <w:p>
+      <w:pPr>
+        <w:jc w:val="center"/>
+        <w:rPr>
+          <w:lang w:val="pt-BR"/>
+        </w:rPr>
+      </w:pPr>
+    </w:p>
+    <w:p>
+      <w:pPr>
+        <w:jc w:val="center"/>
+        <w:rPr>
+          <w:lang w:val="pt-BR"/>
+        </w:rPr>
+      </w:pPr>
+    </w:p>
+    <w:p>
+      <w:pPr>
+        <w:jc w:val="center"/>
+        <w:rPr>
+          <w:lang w:val="pt-BR"/>
+        </w:rPr>
+      </w:pPr>
+    </w:p>
+    <w:p>
+      <w:pPr>
+        <w:jc w:val="center"/>
+        <w:rPr>
+          <w:lang w:val="pt-BR"/>
+        </w:rPr>
+      </w:pPr>
+    </w:p>
+    <w:p>
+      <w:pPr>
+        <w:jc w:val="center"/>
         <w:rPr>
           <w:lang w:val="pt-BR"/>
         </w:rPr>
@@ -229,16 +238,11 @@
         <w:tabs>
           <w:tab w:val="left" w:pos="3144"/>
         </w:tabs>
-        <w:rPr>
-          <w:lang w:val="pt-BR"/>
-        </w:rPr>
-      </w:pPr>
-      <w:r>
-        <w:rPr>
-          <w:lang w:val="pt-BR"/>
-        </w:rPr>
-        <w:tab/>
-      </w:r>
+        <w:jc w:val="center"/>
+        <w:rPr>
+          <w:lang w:val="pt-BR"/>
+        </w:rPr>
+      </w:pPr>
       <w:r>
         <w:rPr>
           <w:lang w:val="pt-BR"/>
@@ -310,6 +314,7 @@
     </w:p>
     <w:p>
       <w:pPr>
+        <w:jc w:val="center"/>
         <w:rPr>
           <w:lang w:val="pt-BR"/>
         </w:rPr>
@@ -599,6 +604,7 @@
             <w:tabs>
               <w:tab w:val="right" w:leader="dot" w:pos="9395"/>
             </w:tabs>
+            <w:jc w:val="both"/>
             <w:rPr>
               <w:rFonts w:ascii="Arial" w:hAnsi="Arial" w:cs="Arial"/>
               <w:noProof/>
@@ -694,6 +700,7 @@
             <w:tabs>
               <w:tab w:val="right" w:leader="dot" w:pos="9395"/>
             </w:tabs>
+            <w:jc w:val="both"/>
             <w:rPr>
               <w:rFonts w:ascii="Arial" w:hAnsi="Arial" w:cs="Arial"/>
               <w:noProof/>
@@ -771,6 +778,7 @@
             <w:tabs>
               <w:tab w:val="right" w:leader="dot" w:pos="9395"/>
             </w:tabs>
+            <w:jc w:val="both"/>
             <w:rPr>
               <w:rFonts w:ascii="Arial" w:hAnsi="Arial" w:cs="Arial"/>
               <w:noProof/>
@@ -848,6 +856,7 @@
             <w:tabs>
               <w:tab w:val="right" w:leader="dot" w:pos="9395"/>
             </w:tabs>
+            <w:jc w:val="both"/>
             <w:rPr>
               <w:rFonts w:ascii="Arial" w:hAnsi="Arial" w:cs="Arial"/>
               <w:noProof/>
@@ -925,6 +934,7 @@
             <w:tabs>
               <w:tab w:val="right" w:leader="dot" w:pos="9395"/>
             </w:tabs>
+            <w:jc w:val="both"/>
             <w:rPr>
               <w:rFonts w:ascii="Arial" w:hAnsi="Arial" w:cs="Arial"/>
               <w:noProof/>
@@ -1002,6 +1012,7 @@
             <w:tabs>
               <w:tab w:val="right" w:leader="dot" w:pos="9395"/>
             </w:tabs>
+            <w:jc w:val="both"/>
             <w:rPr>
               <w:rFonts w:ascii="Arial" w:hAnsi="Arial" w:cs="Arial"/>
               <w:noProof/>
@@ -1061,7 +1072,7 @@
                 <w:noProof/>
                 <w:webHidden/>
               </w:rPr>
-              <w:t>6</w:t>
+              <w:t>7</w:t>
             </w:r>
             <w:r>
               <w:rPr>
@@ -1079,6 +1090,7 @@
             <w:tabs>
               <w:tab w:val="right" w:leader="dot" w:pos="9395"/>
             </w:tabs>
+            <w:jc w:val="both"/>
             <w:rPr>
               <w:rFonts w:ascii="Arial" w:hAnsi="Arial" w:cs="Arial"/>
               <w:noProof/>
@@ -1156,6 +1168,7 @@
             <w:tabs>
               <w:tab w:val="right" w:leader="dot" w:pos="9395"/>
             </w:tabs>
+            <w:jc w:val="both"/>
             <w:rPr>
               <w:rFonts w:ascii="Arial" w:hAnsi="Arial" w:cs="Arial"/>
               <w:noProof/>
@@ -1233,6 +1246,7 @@
             <w:tabs>
               <w:tab w:val="right" w:leader="dot" w:pos="9395"/>
             </w:tabs>
+            <w:jc w:val="both"/>
             <w:rPr>
               <w:rFonts w:ascii="Arial" w:hAnsi="Arial" w:cs="Arial"/>
               <w:noProof/>
@@ -1310,6 +1324,7 @@
             <w:tabs>
               <w:tab w:val="right" w:leader="dot" w:pos="9395"/>
             </w:tabs>
+            <w:jc w:val="both"/>
             <w:rPr>
               <w:rFonts w:ascii="Arial" w:hAnsi="Arial" w:cs="Arial"/>
               <w:noProof/>
@@ -1369,7 +1384,7 @@
                 <w:noProof/>
                 <w:webHidden/>
               </w:rPr>
-              <w:t>7</w:t>
+              <w:t>8</w:t>
             </w:r>
             <w:r>
               <w:rPr>
@@ -1387,6 +1402,7 @@
             <w:tabs>
               <w:tab w:val="right" w:leader="dot" w:pos="9395"/>
             </w:tabs>
+            <w:jc w:val="both"/>
             <w:rPr>
               <w:rFonts w:ascii="Arial" w:hAnsi="Arial" w:cs="Arial"/>
               <w:noProof/>
@@ -1446,7 +1462,7 @@
                 <w:noProof/>
                 <w:webHidden/>
               </w:rPr>
-              <w:t>7</w:t>
+              <w:t>8</w:t>
             </w:r>
             <w:r>
               <w:rPr>
@@ -1464,6 +1480,7 @@
             <w:tabs>
               <w:tab w:val="right" w:leader="dot" w:pos="9395"/>
             </w:tabs>
+            <w:jc w:val="both"/>
             <w:rPr>
               <w:rFonts w:ascii="Arial" w:hAnsi="Arial" w:cs="Arial"/>
               <w:noProof/>
@@ -1541,6 +1558,7 @@
             <w:tabs>
               <w:tab w:val="right" w:leader="dot" w:pos="9395"/>
             </w:tabs>
+            <w:jc w:val="both"/>
             <w:rPr>
               <w:rFonts w:ascii="Arial" w:hAnsi="Arial" w:cs="Arial"/>
               <w:noProof/>
@@ -1618,6 +1636,7 @@
             <w:tabs>
               <w:tab w:val="right" w:leader="dot" w:pos="9395"/>
             </w:tabs>
+            <w:jc w:val="both"/>
             <w:rPr>
               <w:rFonts w:ascii="Arial" w:hAnsi="Arial" w:cs="Arial"/>
               <w:noProof/>
@@ -1695,6 +1714,7 @@
             <w:tabs>
               <w:tab w:val="right" w:leader="dot" w:pos="9395"/>
             </w:tabs>
+            <w:jc w:val="both"/>
             <w:rPr>
               <w:rFonts w:ascii="Arial" w:hAnsi="Arial" w:cs="Arial"/>
               <w:noProof/>
@@ -1754,7 +1774,7 @@
                 <w:noProof/>
                 <w:webHidden/>
               </w:rPr>
-              <w:t>10</w:t>
+              <w:t>9</w:t>
             </w:r>
             <w:r>
               <w:rPr>
@@ -1772,6 +1792,7 @@
             <w:tabs>
               <w:tab w:val="right" w:leader="dot" w:pos="9395"/>
             </w:tabs>
+            <w:jc w:val="both"/>
             <w:rPr>
               <w:rFonts w:ascii="Arial" w:hAnsi="Arial" w:cs="Arial"/>
               <w:noProof/>
@@ -1831,7 +1852,7 @@
                 <w:noProof/>
                 <w:webHidden/>
               </w:rPr>
-              <w:t>11</w:t>
+              <w:t>10</w:t>
             </w:r>
             <w:r>
               <w:rPr>
@@ -1849,6 +1870,7 @@
             <w:tabs>
               <w:tab w:val="right" w:leader="dot" w:pos="9395"/>
             </w:tabs>
+            <w:jc w:val="both"/>
             <w:rPr>
               <w:rFonts w:ascii="Arial" w:hAnsi="Arial" w:cs="Arial"/>
               <w:noProof/>
@@ -1926,6 +1948,7 @@
             <w:tabs>
               <w:tab w:val="right" w:leader="dot" w:pos="9395"/>
             </w:tabs>
+            <w:jc w:val="both"/>
             <w:rPr>
               <w:rFonts w:ascii="Arial" w:hAnsi="Arial" w:cs="Arial"/>
               <w:noProof/>
@@ -1985,7 +2008,7 @@
                 <w:noProof/>
                 <w:webHidden/>
               </w:rPr>
-              <w:t>12</w:t>
+              <w:t>11</w:t>
             </w:r>
             <w:r>
               <w:rPr>
@@ -2003,6 +2026,7 @@
             <w:tabs>
               <w:tab w:val="right" w:leader="dot" w:pos="9395"/>
             </w:tabs>
+            <w:jc w:val="both"/>
             <w:rPr>
               <w:rFonts w:ascii="Arial" w:hAnsi="Arial" w:cs="Arial"/>
               <w:noProof/>
@@ -2062,7 +2086,7 @@
                 <w:noProof/>
                 <w:webHidden/>
               </w:rPr>
-              <w:t>12</w:t>
+              <w:t>11</w:t>
             </w:r>
             <w:r>
               <w:rPr>
@@ -2080,6 +2104,7 @@
             <w:tabs>
               <w:tab w:val="right" w:leader="dot" w:pos="9395"/>
             </w:tabs>
+            <w:jc w:val="both"/>
             <w:rPr>
               <w:rFonts w:ascii="Arial" w:hAnsi="Arial" w:cs="Arial"/>
               <w:noProof/>
@@ -2157,6 +2182,7 @@
             <w:tabs>
               <w:tab w:val="right" w:leader="dot" w:pos="9395"/>
             </w:tabs>
+            <w:jc w:val="both"/>
             <w:rPr>
               <w:rFonts w:ascii="Arial" w:hAnsi="Arial" w:cs="Arial"/>
               <w:noProof/>
@@ -2234,6 +2260,7 @@
             <w:tabs>
               <w:tab w:val="right" w:leader="dot" w:pos="9395"/>
             </w:tabs>
+            <w:jc w:val="both"/>
             <w:rPr>
               <w:rFonts w:ascii="Arial" w:hAnsi="Arial" w:cs="Arial"/>
               <w:noProof/>
@@ -2293,7 +2320,7 @@
                 <w:noProof/>
                 <w:webHidden/>
               </w:rPr>
-              <w:t>13</w:t>
+              <w:t>12</w:t>
             </w:r>
             <w:r>
               <w:rPr>
@@ -2311,6 +2338,7 @@
             <w:tabs>
               <w:tab w:val="right" w:leader="dot" w:pos="9395"/>
             </w:tabs>
+            <w:jc w:val="both"/>
             <w:rPr>
               <w:rFonts w:ascii="Arial" w:hAnsi="Arial" w:cs="Arial"/>
               <w:noProof/>
@@ -2388,6 +2416,7 @@
             <w:tabs>
               <w:tab w:val="right" w:leader="dot" w:pos="9395"/>
             </w:tabs>
+            <w:jc w:val="both"/>
             <w:rPr>
               <w:rFonts w:ascii="Arial" w:hAnsi="Arial" w:cs="Arial"/>
               <w:noProof/>
@@ -2465,6 +2494,7 @@
             <w:tabs>
               <w:tab w:val="right" w:leader="dot" w:pos="9395"/>
             </w:tabs>
+            <w:jc w:val="both"/>
             <w:rPr>
               <w:rFonts w:ascii="Arial" w:hAnsi="Arial" w:cs="Arial"/>
               <w:noProof/>
@@ -2542,6 +2572,7 @@
             <w:tabs>
               <w:tab w:val="right" w:leader="dot" w:pos="9395"/>
             </w:tabs>
+            <w:jc w:val="both"/>
             <w:rPr>
               <w:rFonts w:ascii="Arial" w:hAnsi="Arial" w:cs="Arial"/>
               <w:noProof/>
@@ -2619,6 +2650,7 @@
             <w:tabs>
               <w:tab w:val="right" w:leader="dot" w:pos="9395"/>
             </w:tabs>
+            <w:jc w:val="both"/>
             <w:rPr>
               <w:rFonts w:ascii="Arial" w:hAnsi="Arial" w:cs="Arial"/>
               <w:noProof/>
@@ -2696,6 +2728,7 @@
             <w:tabs>
               <w:tab w:val="right" w:leader="dot" w:pos="9395"/>
             </w:tabs>
+            <w:jc w:val="both"/>
             <w:rPr>
               <w:rFonts w:ascii="Arial" w:hAnsi="Arial" w:cs="Arial"/>
               <w:noProof/>
@@ -2755,7 +2788,7 @@
                 <w:noProof/>
                 <w:webHidden/>
               </w:rPr>
-              <w:t>14</w:t>
+              <w:t>13</w:t>
             </w:r>
             <w:r>
               <w:rPr>
@@ -2773,6 +2806,7 @@
             <w:tabs>
               <w:tab w:val="right" w:leader="dot" w:pos="9395"/>
             </w:tabs>
+            <w:jc w:val="both"/>
             <w:rPr>
               <w:rFonts w:ascii="Arial" w:hAnsi="Arial" w:cs="Arial"/>
               <w:noProof/>
@@ -2832,7 +2866,7 @@
                 <w:noProof/>
                 <w:webHidden/>
               </w:rPr>
-              <w:t>14</w:t>
+              <w:t>13</w:t>
             </w:r>
             <w:r>
               <w:rPr>
@@ -2850,6 +2884,7 @@
             <w:tabs>
               <w:tab w:val="right" w:leader="dot" w:pos="9395"/>
             </w:tabs>
+            <w:jc w:val="both"/>
             <w:rPr>
               <w:rFonts w:ascii="Arial" w:hAnsi="Arial" w:cs="Arial"/>
               <w:noProof/>
@@ -2927,6 +2962,7 @@
             <w:tabs>
               <w:tab w:val="right" w:leader="dot" w:pos="9395"/>
             </w:tabs>
+            <w:jc w:val="both"/>
             <w:rPr>
               <w:rFonts w:ascii="Arial" w:hAnsi="Arial" w:cs="Arial"/>
               <w:noProof/>
@@ -2986,7 +3022,7 @@
                 <w:noProof/>
                 <w:webHidden/>
               </w:rPr>
-              <w:t>15</w:t>
+              <w:t>14</w:t>
             </w:r>
             <w:r>
               <w:rPr>
@@ -3004,6 +3040,7 @@
             <w:tabs>
               <w:tab w:val="right" w:leader="dot" w:pos="9395"/>
             </w:tabs>
+            <w:jc w:val="both"/>
             <w:rPr>
               <w:rFonts w:ascii="Arial" w:hAnsi="Arial" w:cs="Arial"/>
               <w:noProof/>
@@ -3081,6 +3118,7 @@
             <w:tabs>
               <w:tab w:val="right" w:leader="dot" w:pos="9395"/>
             </w:tabs>
+            <w:jc w:val="both"/>
             <w:rPr>
               <w:rFonts w:ascii="Arial" w:hAnsi="Arial" w:cs="Arial"/>
               <w:noProof/>
@@ -3158,6 +3196,7 @@
             <w:tabs>
               <w:tab w:val="right" w:leader="dot" w:pos="9395"/>
             </w:tabs>
+            <w:jc w:val="both"/>
             <w:rPr>
               <w:rFonts w:ascii="Arial" w:hAnsi="Arial" w:cs="Arial"/>
               <w:noProof/>
@@ -3235,6 +3274,7 @@
             <w:tabs>
               <w:tab w:val="right" w:leader="dot" w:pos="9395"/>
             </w:tabs>
+            <w:jc w:val="both"/>
             <w:rPr>
               <w:rFonts w:ascii="Arial" w:hAnsi="Arial" w:cs="Arial"/>
               <w:noProof/>
@@ -3312,6 +3352,7 @@
             <w:tabs>
               <w:tab w:val="right" w:leader="dot" w:pos="9395"/>
             </w:tabs>
+            <w:jc w:val="both"/>
             <w:rPr>
               <w:rFonts w:ascii="Arial" w:hAnsi="Arial" w:cs="Arial"/>
               <w:noProof/>
@@ -3371,7 +3412,7 @@
                 <w:noProof/>
                 <w:webHidden/>
               </w:rPr>
-              <w:t>17</w:t>
+              <w:t>16</w:t>
             </w:r>
             <w:r>
               <w:rPr>
@@ -3389,6 +3430,7 @@
             <w:tabs>
               <w:tab w:val="right" w:leader="dot" w:pos="9395"/>
             </w:tabs>
+            <w:jc w:val="both"/>
             <w:rPr>
               <w:rFonts w:ascii="Arial" w:hAnsi="Arial" w:cs="Arial"/>
               <w:noProof/>
@@ -3466,6 +3508,7 @@
             <w:tabs>
               <w:tab w:val="right" w:leader="dot" w:pos="9395"/>
             </w:tabs>
+            <w:jc w:val="both"/>
             <w:rPr>
               <w:rFonts w:ascii="Arial" w:hAnsi="Arial" w:cs="Arial"/>
               <w:noProof/>
@@ -3543,6 +3586,7 @@
             <w:tabs>
               <w:tab w:val="right" w:leader="dot" w:pos="9395"/>
             </w:tabs>
+            <w:jc w:val="both"/>
             <w:rPr>
               <w:rFonts w:ascii="Arial" w:hAnsi="Arial" w:cs="Arial"/>
               <w:noProof/>
@@ -3620,6 +3664,7 @@
             <w:tabs>
               <w:tab w:val="right" w:leader="dot" w:pos="9395"/>
             </w:tabs>
+            <w:jc w:val="both"/>
             <w:rPr>
               <w:rFonts w:ascii="Arial" w:hAnsi="Arial" w:cs="Arial"/>
               <w:noProof/>
@@ -3934,33 +3979,13 @@
     </w:p>
     <w:p>
       <w:pPr>
-        <w:rPr>
-          <w:lang w:val="pt-BR"/>
-        </w:rPr>
-      </w:pPr>
-      <w:r>
-        <w:rPr>
-          <w:lang w:val="pt-BR"/>
-        </w:rPr>
-        <w:t>O problema identificado foi a necessidade de controlar, de maneira organizada e eficiente, os vencimentos dos certificados digitais de diversas empresas e pessoas físicas</w:t>
-      </w:r>
-      <w:r>
-        <w:rPr>
-          <w:lang w:val="pt-BR"/>
-        </w:rPr>
-        <w:t xml:space="preserve"> consequentemente </w:t>
-      </w:r>
-      <w:r>
-        <w:rPr>
-          <w:lang w:val="pt-BR"/>
-        </w:rPr>
-        <w:t>tempo e recursos são desperdiçados</w:t>
-      </w:r>
-      <w:r>
-        <w:rPr>
-          <w:lang w:val="pt-BR"/>
-        </w:rPr>
-        <w:t>.</w:t>
+        <w:pStyle w:val="ABNTWords"/>
+      </w:pPr>
+      <w:r>
+        <w:t xml:space="preserve">O </w:t>
+      </w:r>
+      <w:r>
+        <w:t>problema identificado foi a necessidade de controlar, de maneira organizada e eficiente, os vencimentos dos certificados digitais de diversas empresas e pessoas físicas. Consequentemente, quando esse controle não é realizado adequadamente, tempo e recursos são desperdiçados.</w:t>
       </w:r>
     </w:p>
     <w:p>
@@ -3981,106 +4006,55 @@
     </w:p>
     <w:p>
       <w:pPr>
-        <w:rPr>
-          <w:lang w:val="pt-BR"/>
-        </w:rPr>
-      </w:pPr>
-      <w:r>
-        <w:rPr>
-          <w:lang w:val="pt-BR"/>
-        </w:rPr>
-        <w:t>A utilização de tecnologia para automatizar tarefas repetitivas pode contribuir para melhorar a eficiência das atividades profissionais.</w:t>
-      </w:r>
-    </w:p>
-    <w:p>
-      <w:pPr>
-        <w:rPr>
-          <w:lang w:val="pt-BR"/>
-        </w:rPr>
-      </w:pPr>
-      <w:r>
-        <w:rPr>
-          <w:lang w:val="pt-BR"/>
-        </w:rPr>
-        <w:t>Nesse contexto, o projeto foi desenvolvido para solucionar uma necessidade existente na rotina de trabalho, utilizando uma ferramenta de fácil acesso e baixo custo.</w:t>
-      </w:r>
-    </w:p>
-    <w:p>
-      <w:pPr>
-        <w:rPr>
-          <w:lang w:val="pt-BR"/>
-        </w:rPr>
-      </w:pPr>
-      <w:r>
-        <w:rPr>
-          <w:lang w:val="pt-BR"/>
-        </w:rPr>
-        <w:t>A utilização do Google Planilhas possibilita que as informações sejam centralizadas e organizadas</w:t>
-      </w:r>
-      <w:r>
-        <w:rPr>
-          <w:lang w:val="pt-BR"/>
-        </w:rPr>
-        <w:t xml:space="preserve"> de uma forma simples</w:t>
-      </w:r>
-      <w:r>
-        <w:rPr>
-          <w:lang w:val="pt-BR"/>
-        </w:rPr>
-        <w:t>, enquanto os recursos de automação</w:t>
-      </w:r>
-      <w:r>
-        <w:rPr>
-          <w:lang w:val="pt-BR"/>
-        </w:rPr>
-        <w:t xml:space="preserve"> era o foco</w:t>
-      </w:r>
-      <w:r>
-        <w:rPr>
-          <w:lang w:val="pt-BR"/>
-        </w:rPr>
-        <w:t xml:space="preserve"> permit</w:t>
-      </w:r>
-      <w:r>
-        <w:rPr>
-          <w:lang w:val="pt-BR"/>
-        </w:rPr>
-        <w:t>indo</w:t>
-      </w:r>
-      <w:r>
-        <w:rPr>
-          <w:lang w:val="pt-BR"/>
-        </w:rPr>
-        <w:t xml:space="preserve"> reduzir a dependência de conferências exclusivamente manuais</w:t>
-      </w:r>
-      <w:r>
-        <w:rPr>
-          <w:lang w:val="pt-BR"/>
-        </w:rPr>
-        <w:t xml:space="preserve"> usando scripts</w:t>
-      </w:r>
-      <w:r>
-        <w:rPr>
-          <w:lang w:val="pt-BR"/>
-        </w:rPr>
-        <w:t>.</w:t>
-      </w:r>
-    </w:p>
-    <w:p>
-      <w:pPr>
-        <w:rPr>
-          <w:lang w:val="pt-BR"/>
-        </w:rPr>
-      </w:pPr>
-      <w:r>
-        <w:rPr>
-          <w:lang w:val="pt-BR"/>
-        </w:rPr>
+        <w:pStyle w:val="ABNTWords"/>
+      </w:pPr>
+      <w:r>
+        <w:t>A</w:t>
+      </w:r>
+      <w:r>
+        <w:t xml:space="preserve"> </w:t>
+      </w:r>
+      <w:r>
+        <w:t>utilização do Google Planilhas possibilita que as informações sejam centralizadas e organizadas de uma forma simples, enquanto os recursos de automação foram o foco principal, permitindo reduzir a dependência de conferências exclusivamente manuais através do uso de scripts.</w:t>
+      </w:r>
+    </w:p>
+    <w:p>
+      <w:pPr>
+        <w:pStyle w:val="ABNTWords"/>
+      </w:pPr>
+      <w:r>
+        <w:t>Nesse contexto, o projeto foi desenvolvido para solucionar uma necessidade existente na rotina de trabalho, utilizando</w:t>
+      </w:r>
+      <w:r>
+        <w:t xml:space="preserve"> uma ferramenta de fácil acesso e baixo custo.</w:t>
+      </w:r>
+    </w:p>
+    <w:p>
+      <w:pPr>
+        <w:pStyle w:val="ABNTWords"/>
+      </w:pPr>
+      <w:r>
+        <w:t>O Google Planilhas possibilita que as informações sejam centralizadas e organizadas de forma simples, enquanto os recursos de automação — foco principal do projeto — permitem reduzir a dependência de conferências exclusivamente manuais por meio do uso de scripts.</w:t>
+      </w:r>
+    </w:p>
+    <w:p>
+      <w:pPr>
+        <w:pStyle w:val="ABNTWords"/>
+      </w:pPr>
+      <w:r>
         <w:t>A solução também demonstra a aplicação prática de conhecimentos da área de Análise e Desenvolvimento de Sistemas na identificação de um problema e na construção de uma solução tecnológica.</w:t>
       </w:r>
     </w:p>
     <w:p>
       <w:pPr>
+        <w:pStyle w:val="ABNTWords"/>
+      </w:pPr>
+      <w:r>
+        <w:t>No caso específico dos certificados digitais, a automação do acompanhamento dos vencimentos reduz o risco de interrupção das atividades fiscais e administrativas das empresas, garantindo que as renovações sejam providenciadas com a antecedência necessária.</w:t>
+      </w:r>
+    </w:p>
+    <w:p>
+      <w:pPr>
         <w:pStyle w:val="Ttulo1"/>
         <w:rPr>
           <w:lang w:val="pt-BR"/>
@@ -4114,6 +4088,7 @@
       </w:pPr>
       <w:bookmarkStart w:id="5" w:name="_Toc239167132"/>
       <w:r>
+        <w:lastRenderedPageBreak/>
         <w:t>6 OBJETIVOS ESPECÍFICOS</w:t>
       </w:r>
       <w:bookmarkEnd w:id="5"/>
@@ -4220,7 +4195,6 @@
         <w:rPr>
           <w:lang w:val="pt-BR"/>
         </w:rPr>
-        <w:lastRenderedPageBreak/>
         <w:t>gerar alertas por e-mail sobre vencimentos;</w:t>
       </w:r>
     </w:p>
@@ -4288,62 +4262,50 @@
       <w:pPr>
         <w:pStyle w:val="Ttulo1"/>
         <w:rPr>
-          <w:lang w:val="pt-BR"/>
-        </w:rPr>
-      </w:pPr>
-      <w:bookmarkStart w:id="6" w:name="_Toc239167133"/>
-      <w:r>
-        <w:rPr>
-          <w:lang w:val="pt-BR"/>
-        </w:rPr>
-        <w:t>7 PÚBLICO BENEFICIADO</w:t>
-      </w:r>
-      <w:bookmarkEnd w:id="6"/>
-    </w:p>
-    <w:p>
-      <w:pPr>
-        <w:rPr>
-          <w:lang w:val="pt-BR"/>
-        </w:rPr>
-      </w:pPr>
-      <w:r>
-        <w:rPr>
-          <w:lang w:val="pt-BR"/>
-        </w:rPr>
-        <w:t>A solução possui aplicação prática na rotina profissional e beneficia diferentes usuários.</w:t>
-      </w:r>
-    </w:p>
-    <w:p>
-      <w:pPr>
-        <w:pStyle w:val="Ttulo2"/>
-        <w:rPr>
           <w:b w:val="0"/>
           <w:bCs w:val="0"/>
-        </w:rPr>
-      </w:pPr>
-      <w:bookmarkStart w:id="7" w:name="_Toc239167134"/>
+          <w:lang w:val="pt-BR"/>
+        </w:rPr>
+      </w:pPr>
+      <w:bookmarkStart w:id="6" w:name="_Toc239167133"/>
       <w:r>
         <w:rPr>
           <w:b w:val="0"/>
           <w:bCs w:val="0"/>
-        </w:rPr>
-        <w:t xml:space="preserve">7.1 </w:t>
-      </w:r>
-      <w:proofErr w:type="spellStart"/>
-      <w:r>
+          <w:lang w:val="pt-BR"/>
+        </w:rPr>
+        <w:t>7 PÚBLICO BENEFICIADO</w:t>
+      </w:r>
+      <w:bookmarkEnd w:id="6"/>
+    </w:p>
+    <w:p>
+      <w:pPr>
+        <w:rPr>
+          <w:lang w:val="pt-BR"/>
+        </w:rPr>
+      </w:pPr>
+      <w:r>
+        <w:rPr>
+          <w:lang w:val="pt-BR"/>
+        </w:rPr>
+        <w:t>A solução possui aplicação prática na rotina profissional e beneficia diferentes usuários.</w:t>
+      </w:r>
+    </w:p>
+    <w:p>
+      <w:pPr>
+        <w:pStyle w:val="Ttulo2"/>
         <w:rPr>
           <w:b w:val="0"/>
           <w:bCs w:val="0"/>
         </w:rPr>
-        <w:t>Beneficiários</w:t>
-      </w:r>
-      <w:proofErr w:type="spellEnd"/>
+      </w:pPr>
+      <w:bookmarkStart w:id="7" w:name="_Toc239167134"/>
       <w:r>
         <w:rPr>
           <w:b w:val="0"/>
           <w:bCs w:val="0"/>
         </w:rPr>
-        <w:t xml:space="preserve"> </w:t>
+        <w:t xml:space="preserve">7.1 </w:t>
       </w:r>
       <w:proofErr w:type="spellStart"/>
       <w:r>
@@ -4351,6 +4313,22 @@
           <w:b w:val="0"/>
           <w:bCs w:val="0"/>
         </w:rPr>
+        <w:t>Beneficiários</w:t>
+      </w:r>
+      <w:proofErr w:type="spellEnd"/>
+      <w:r>
+        <w:rPr>
+          <w:b w:val="0"/>
+          <w:bCs w:val="0"/>
+        </w:rPr>
+        <w:t xml:space="preserve"> </w:t>
+      </w:r>
+      <w:proofErr w:type="spellStart"/>
+      <w:r>
+        <w:rPr>
+          <w:b w:val="0"/>
+          <w:bCs w:val="0"/>
+        </w:rPr>
         <w:t>diretos</w:t>
       </w:r>
       <w:bookmarkEnd w:id="7"/>
@@ -4494,6 +4472,7 @@
         <w:rPr>
           <w:lang w:val="pt-BR"/>
         </w:rPr>
+        <w:lastRenderedPageBreak/>
         <w:t>8 LOCAL DE APLICAÇÃO</w:t>
       </w:r>
       <w:bookmarkEnd w:id="9"/>
@@ -4536,91 +4515,550 @@
     </w:p>
     <w:p>
       <w:pPr>
-        <w:pStyle w:val="Commarcadores"/>
-        <w:ind w:firstLine="0"/>
-      </w:pPr>
-      <w:r>
-        <w:t xml:space="preserve">Google </w:t>
-      </w:r>
+        <w:pStyle w:val="Legenda"/>
+        <w:keepNext/>
+        <w:spacing w:line="360" w:lineRule="auto"/>
+      </w:pPr>
       <w:proofErr w:type="spellStart"/>
       <w:r>
-        <w:t>Planilhas</w:t>
+        <w:t>Tabela</w:t>
       </w:r>
       <w:proofErr w:type="spellEnd"/>
       <w:r>
-        <w:t xml:space="preserve"> (Google Sheets);</w:t>
-      </w:r>
-    </w:p>
-    <w:p>
-      <w:pPr>
-        <w:pStyle w:val="Commarcadores"/>
-        <w:ind w:firstLine="0"/>
-        <w:rPr>
-          <w:lang w:val="pt-BR"/>
-        </w:rPr>
-      </w:pPr>
-      <w:r>
-        <w:rPr>
-          <w:lang w:val="pt-BR"/>
-        </w:rPr>
-        <w:t>armazenamento e organização de dados em planilha;</w:t>
-      </w:r>
-    </w:p>
-    <w:p>
-      <w:pPr>
-        <w:pStyle w:val="Commarcadores"/>
-        <w:ind w:firstLine="0"/>
-        <w:rPr>
-          <w:lang w:val="pt-BR"/>
-        </w:rPr>
-      </w:pPr>
-      <w:r>
-        <w:rPr>
-          <w:lang w:val="pt-BR"/>
-        </w:rPr>
-        <w:lastRenderedPageBreak/>
-        <w:t>fórmulas e recursos de planilha eletrônica;</w:t>
-      </w:r>
-    </w:p>
-    <w:p>
-      <w:pPr>
-        <w:pStyle w:val="Commarcadores"/>
-        <w:ind w:firstLine="0"/>
-      </w:pPr>
+        <w:t xml:space="preserve"> </w:t>
+      </w:r>
+      <w:r>
+        <w:fldChar w:fldCharType="begin"/>
+      </w:r>
+      <w:r>
+        <w:instrText xml:space="preserve"> SEQ Tabela \* ARABIC </w:instrText>
+      </w:r>
+      <w:r>
+        <w:fldChar w:fldCharType="separate"/>
+      </w:r>
+      <w:r>
+        <w:rPr>
+          <w:noProof/>
+        </w:rPr>
+        <w:t>1</w:t>
+      </w:r>
+      <w:r>
+        <w:rPr>
+          <w:noProof/>
+        </w:rPr>
+        <w:fldChar w:fldCharType="end"/>
+      </w:r>
+      <w:r>
+        <w:t xml:space="preserve"> - </w:t>
+      </w:r>
       <w:proofErr w:type="spellStart"/>
       <w:r>
-        <w:t>recursos</w:t>
+        <w:t>Tecnologias</w:t>
       </w:r>
       <w:proofErr w:type="spellEnd"/>
       <w:r>
-        <w:t xml:space="preserve"> de </w:t>
+        <w:t xml:space="preserve"> </w:t>
       </w:r>
       <w:proofErr w:type="spellStart"/>
       <w:r>
-        <w:t>automação</w:t>
+        <w:t>Utilizadas</w:t>
       </w:r>
       <w:proofErr w:type="spellEnd"/>
-      <w:r>
-        <w:t xml:space="preserve"> com Google Apps Script</w:t>
-      </w:r>
-      <w:r>
-        <w:t>;</w:t>
-      </w:r>
-    </w:p>
-    <w:p>
-      <w:pPr>
-        <w:pStyle w:val="Commarcadores"/>
-        <w:ind w:firstLine="0"/>
-        <w:rPr>
-          <w:lang w:val="pt-BR"/>
-        </w:rPr>
-      </w:pPr>
-      <w:r>
-        <w:rPr>
-          <w:lang w:val="pt-BR"/>
-        </w:rPr>
-        <w:t>envio de alertas por e-mail.</w:t>
-      </w:r>
+    </w:p>
+    <w:tbl>
+      <w:tblPr>
+        <w:tblStyle w:val="TabeladeGrade4-nfase1"/>
+        <w:tblW w:w="9382" w:type="dxa"/>
+        <w:tblLook w:val="04A0" w:firstRow="1" w:lastRow="0" w:firstColumn="1" w:lastColumn="0" w:noHBand="0" w:noVBand="1"/>
+      </w:tblPr>
+      <w:tblGrid>
+        <w:gridCol w:w="3118"/>
+        <w:gridCol w:w="3132"/>
+        <w:gridCol w:w="3132"/>
+      </w:tblGrid>
+      <w:tr>
+        <w:trPr>
+          <w:cnfStyle w:val="100000000000" w:firstRow="1" w:lastRow="0" w:firstColumn="0" w:lastColumn="0" w:oddVBand="0" w:evenVBand="0" w:oddHBand="0" w:evenHBand="0" w:firstRowFirstColumn="0" w:firstRowLastColumn="0" w:lastRowFirstColumn="0" w:lastRowLastColumn="0"/>
+        </w:trPr>
+        <w:tc>
+          <w:tcPr>
+            <w:cnfStyle w:val="001000000000" w:firstRow="0" w:lastRow="0" w:firstColumn="1" w:lastColumn="0" w:oddVBand="0" w:evenVBand="0" w:oddHBand="0" w:evenHBand="0" w:firstRowFirstColumn="0" w:firstRowLastColumn="0" w:lastRowFirstColumn="0" w:lastRowLastColumn="0"/>
+            <w:tcW w:w="3118" w:type="dxa"/>
+            <w:vAlign w:val="center"/>
+          </w:tcPr>
+          <w:p>
+            <w:pPr>
+              <w:pStyle w:val="ABNTWords"/>
+              <w:ind w:firstLine="0"/>
+              <w:jc w:val="center"/>
+            </w:pPr>
+            <w:r>
+              <w:t>Tecnologia/Recurso</w:t>
+            </w:r>
+          </w:p>
+        </w:tc>
+        <w:tc>
+          <w:tcPr>
+            <w:tcW w:w="3132" w:type="dxa"/>
+            <w:vAlign w:val="center"/>
+          </w:tcPr>
+          <w:p>
+            <w:pPr>
+              <w:pStyle w:val="ABNTWords"/>
+              <w:ind w:firstLine="0"/>
+              <w:jc w:val="center"/>
+              <w:cnfStyle w:val="100000000000" w:firstRow="1" w:lastRow="0" w:firstColumn="0" w:lastColumn="0" w:oddVBand="0" w:evenVBand="0" w:oddHBand="0" w:evenHBand="0" w:firstRowFirstColumn="0" w:firstRowLastColumn="0" w:lastRowFirstColumn="0" w:lastRowLastColumn="0"/>
+            </w:pPr>
+            <w:r>
+              <w:t>Descrição</w:t>
+            </w:r>
+          </w:p>
+        </w:tc>
+        <w:tc>
+          <w:tcPr>
+            <w:tcW w:w="3132" w:type="dxa"/>
+            <w:vAlign w:val="center"/>
+          </w:tcPr>
+          <w:p>
+            <w:pPr>
+              <w:pStyle w:val="ABNTWords"/>
+              <w:ind w:firstLine="0"/>
+              <w:jc w:val="center"/>
+              <w:cnfStyle w:val="100000000000" w:firstRow="1" w:lastRow="0" w:firstColumn="0" w:lastColumn="0" w:oddVBand="0" w:evenVBand="0" w:oddHBand="0" w:evenHBand="0" w:firstRowFirstColumn="0" w:firstRowLastColumn="0" w:lastRowFirstColumn="0" w:lastRowLastColumn="0"/>
+            </w:pPr>
+            <w:r>
+              <w:t>Finalidade</w:t>
+            </w:r>
+          </w:p>
+        </w:tc>
+      </w:tr>
+      <w:tr>
+        <w:trPr>
+          <w:cnfStyle w:val="000000100000" w:firstRow="0" w:lastRow="0" w:firstColumn="0" w:lastColumn="0" w:oddVBand="0" w:evenVBand="0" w:oddHBand="1" w:evenHBand="0" w:firstRowFirstColumn="0" w:firstRowLastColumn="0" w:lastRowFirstColumn="0" w:lastRowLastColumn="0"/>
+        </w:trPr>
+        <w:tc>
+          <w:tcPr>
+            <w:cnfStyle w:val="001000000000" w:firstRow="0" w:lastRow="0" w:firstColumn="1" w:lastColumn="0" w:oddVBand="0" w:evenVBand="0" w:oddHBand="0" w:evenHBand="0" w:firstRowFirstColumn="0" w:firstRowLastColumn="0" w:lastRowFirstColumn="0" w:lastRowLastColumn="0"/>
+            <w:tcW w:w="3118" w:type="dxa"/>
+            <w:vAlign w:val="center"/>
+          </w:tcPr>
+          <w:p>
+            <w:pPr>
+              <w:pStyle w:val="ABNTWords"/>
+              <w:ind w:firstLine="0"/>
+              <w:jc w:val="center"/>
+            </w:pPr>
+            <w:r>
+              <w:t xml:space="preserve">Google </w:t>
+            </w:r>
+            <w:proofErr w:type="spellStart"/>
+            <w:r>
+              <w:t>Sheets</w:t>
+            </w:r>
+            <w:proofErr w:type="spellEnd"/>
+          </w:p>
+        </w:tc>
+        <w:tc>
+          <w:tcPr>
+            <w:tcW w:w="3132" w:type="dxa"/>
+            <w:vAlign w:val="center"/>
+          </w:tcPr>
+          <w:p>
+            <w:pPr>
+              <w:pStyle w:val="ABNTWords"/>
+              <w:ind w:firstLine="0"/>
+              <w:jc w:val="left"/>
+              <w:cnfStyle w:val="000000100000" w:firstRow="0" w:lastRow="0" w:firstColumn="0" w:lastColumn="0" w:oddVBand="0" w:evenVBand="0" w:oddHBand="1" w:evenHBand="0" w:firstRowFirstColumn="0" w:firstRowLastColumn="0" w:lastRowFirstColumn="0" w:lastRowLastColumn="0"/>
+            </w:pPr>
+            <w:r>
+              <w:t>Planilha eletrônica online</w:t>
+            </w:r>
+          </w:p>
+        </w:tc>
+        <w:tc>
+          <w:tcPr>
+            <w:tcW w:w="3132" w:type="dxa"/>
+            <w:vAlign w:val="center"/>
+          </w:tcPr>
+          <w:p>
+            <w:pPr>
+              <w:pStyle w:val="ABNTWords"/>
+              <w:ind w:firstLine="0"/>
+              <w:jc w:val="left"/>
+              <w:cnfStyle w:val="000000100000" w:firstRow="0" w:lastRow="0" w:firstColumn="0" w:lastColumn="0" w:oddVBand="0" w:evenVBand="0" w:oddHBand="1" w:evenHBand="0" w:firstRowFirstColumn="0" w:firstRowLastColumn="0" w:lastRowFirstColumn="0" w:lastRowLastColumn="0"/>
+            </w:pPr>
+            <w:r>
+              <w:t>Armazenamento dos dados</w:t>
+            </w:r>
+            <w:r>
+              <w:t>.</w:t>
+            </w:r>
+          </w:p>
+        </w:tc>
+      </w:tr>
+      <w:tr>
+        <w:tc>
+          <w:tcPr>
+            <w:cnfStyle w:val="001000000000" w:firstRow="0" w:lastRow="0" w:firstColumn="1" w:lastColumn="0" w:oddVBand="0" w:evenVBand="0" w:oddHBand="0" w:evenHBand="0" w:firstRowFirstColumn="0" w:firstRowLastColumn="0" w:lastRowFirstColumn="0" w:lastRowLastColumn="0"/>
+            <w:tcW w:w="3118" w:type="dxa"/>
+            <w:vAlign w:val="center"/>
+          </w:tcPr>
+          <w:p>
+            <w:pPr>
+              <w:pStyle w:val="ABNTWords"/>
+              <w:ind w:firstLine="0"/>
+              <w:jc w:val="center"/>
+            </w:pPr>
+            <w:r>
+              <w:t>Google Apps Script</w:t>
+            </w:r>
+          </w:p>
+        </w:tc>
+        <w:tc>
+          <w:tcPr>
+            <w:tcW w:w="3132" w:type="dxa"/>
+          </w:tcPr>
+          <w:p>
+            <w:pPr>
+              <w:pStyle w:val="ABNTWords"/>
+              <w:ind w:firstLine="0"/>
+              <w:jc w:val="left"/>
+              <w:cnfStyle w:val="000000000000" w:firstRow="0" w:lastRow="0" w:firstColumn="0" w:lastColumn="0" w:oddVBand="0" w:evenVBand="0" w:oddHBand="0" w:evenHBand="0" w:firstRowFirstColumn="0" w:firstRowLastColumn="0" w:lastRowFirstColumn="0" w:lastRowLastColumn="0"/>
+              <w:rPr>
+                <w:szCs w:val="24"/>
+              </w:rPr>
+            </w:pPr>
+            <w:r>
+              <w:rPr>
+                <w:szCs w:val="24"/>
+              </w:rPr>
+              <w:t xml:space="preserve">Plataforma de script baseada em </w:t>
+            </w:r>
+            <w:proofErr w:type="spellStart"/>
+            <w:r>
+              <w:rPr>
+                <w:szCs w:val="24"/>
+              </w:rPr>
+              <w:t>JavaScript</w:t>
+            </w:r>
+            <w:proofErr w:type="spellEnd"/>
+          </w:p>
+        </w:tc>
+        <w:tc>
+          <w:tcPr>
+            <w:tcW w:w="3132" w:type="dxa"/>
+          </w:tcPr>
+          <w:p>
+            <w:pPr>
+              <w:pStyle w:val="ABNTWords"/>
+              <w:ind w:firstLine="0"/>
+              <w:cnfStyle w:val="000000000000" w:firstRow="0" w:lastRow="0" w:firstColumn="0" w:lastColumn="0" w:oddVBand="0" w:evenVBand="0" w:oddHBand="0" w:evenHBand="0" w:firstRowFirstColumn="0" w:firstRowLastColumn="0" w:lastRowFirstColumn="0" w:lastRowLastColumn="0"/>
+            </w:pPr>
+            <w:r>
+              <w:t>Automação e lógica do sistema</w:t>
+            </w:r>
+            <w:r>
+              <w:t>.</w:t>
+            </w:r>
+          </w:p>
+        </w:tc>
+      </w:tr>
+      <w:tr>
+        <w:trPr>
+          <w:cnfStyle w:val="000000100000" w:firstRow="0" w:lastRow="0" w:firstColumn="0" w:lastColumn="0" w:oddVBand="0" w:evenVBand="0" w:oddHBand="1" w:evenHBand="0" w:firstRowFirstColumn="0" w:firstRowLastColumn="0" w:lastRowFirstColumn="0" w:lastRowLastColumn="0"/>
+        </w:trPr>
+        <w:tc>
+          <w:tcPr>
+            <w:cnfStyle w:val="001000000000" w:firstRow="0" w:lastRow="0" w:firstColumn="1" w:lastColumn="0" w:oddVBand="0" w:evenVBand="0" w:oddHBand="0" w:evenHBand="0" w:firstRowFirstColumn="0" w:firstRowLastColumn="0" w:lastRowFirstColumn="0" w:lastRowLastColumn="0"/>
+            <w:tcW w:w="3118" w:type="dxa"/>
+            <w:vAlign w:val="center"/>
+          </w:tcPr>
+          <w:p>
+            <w:pPr>
+              <w:pStyle w:val="ABNTWords"/>
+              <w:ind w:firstLine="0"/>
+              <w:jc w:val="center"/>
+            </w:pPr>
+            <w:proofErr w:type="spellStart"/>
+            <w:r>
+              <w:t>MailApp</w:t>
+            </w:r>
+            <w:proofErr w:type="spellEnd"/>
+          </w:p>
+        </w:tc>
+        <w:tc>
+          <w:tcPr>
+            <w:tcW w:w="3132" w:type="dxa"/>
+          </w:tcPr>
+          <w:p>
+            <w:pPr>
+              <w:pStyle w:val="ABNTWords"/>
+              <w:ind w:firstLine="0"/>
+              <w:cnfStyle w:val="000000100000" w:firstRow="0" w:lastRow="0" w:firstColumn="0" w:lastColumn="0" w:oddVBand="0" w:evenVBand="0" w:oddHBand="1" w:evenHBand="0" w:firstRowFirstColumn="0" w:firstRowLastColumn="0" w:lastRowFirstColumn="0" w:lastRowLastColumn="0"/>
+            </w:pPr>
+            <w:r>
+              <w:t>Serviço de envio de e-mail do Apps Script</w:t>
+            </w:r>
+          </w:p>
+        </w:tc>
+        <w:tc>
+          <w:tcPr>
+            <w:tcW w:w="3132" w:type="dxa"/>
+            <w:vAlign w:val="center"/>
+          </w:tcPr>
+          <w:p>
+            <w:pPr>
+              <w:pStyle w:val="ABNTWords"/>
+              <w:ind w:firstLine="0"/>
+              <w:jc w:val="left"/>
+              <w:cnfStyle w:val="000000100000" w:firstRow="0" w:lastRow="0" w:firstColumn="0" w:lastColumn="0" w:oddVBand="0" w:evenVBand="0" w:oddHBand="1" w:evenHBand="0" w:firstRowFirstColumn="0" w:firstRowLastColumn="0" w:lastRowFirstColumn="0" w:lastRowLastColumn="0"/>
+            </w:pPr>
+            <w:r>
+              <w:t>Envio de alertas</w:t>
+            </w:r>
+            <w:r>
+              <w:t>.</w:t>
+            </w:r>
+          </w:p>
+        </w:tc>
+      </w:tr>
+      <w:tr>
+        <w:tc>
+          <w:tcPr>
+            <w:cnfStyle w:val="001000000000" w:firstRow="0" w:lastRow="0" w:firstColumn="1" w:lastColumn="0" w:oddVBand="0" w:evenVBand="0" w:oddHBand="0" w:evenHBand="0" w:firstRowFirstColumn="0" w:firstRowLastColumn="0" w:lastRowFirstColumn="0" w:lastRowLastColumn="0"/>
+            <w:tcW w:w="3118" w:type="dxa"/>
+            <w:vAlign w:val="center"/>
+          </w:tcPr>
+          <w:p>
+            <w:pPr>
+              <w:pStyle w:val="ABNTWords"/>
+              <w:ind w:firstLine="0"/>
+              <w:jc w:val="center"/>
+            </w:pPr>
+            <w:r>
+              <w:t>Triggers (Gatilhos)</w:t>
+            </w:r>
+          </w:p>
+        </w:tc>
+        <w:tc>
+          <w:tcPr>
+            <w:tcW w:w="3132" w:type="dxa"/>
+          </w:tcPr>
+          <w:p>
+            <w:pPr>
+              <w:pStyle w:val="ABNTWords"/>
+              <w:ind w:firstLine="0"/>
+              <w:cnfStyle w:val="000000000000" w:firstRow="0" w:lastRow="0" w:firstColumn="0" w:lastColumn="0" w:oddVBand="0" w:evenVBand="0" w:oddHBand="0" w:evenHBand="0" w:firstRowFirstColumn="0" w:firstRowLastColumn="0" w:lastRowFirstColumn="0" w:lastRowLastColumn="0"/>
+            </w:pPr>
+            <w:proofErr w:type="spellStart"/>
+            <w:r>
+              <w:t>Agendadores</w:t>
+            </w:r>
+            <w:proofErr w:type="spellEnd"/>
+            <w:r>
+              <w:t xml:space="preserve"> automáticos</w:t>
+            </w:r>
+          </w:p>
+        </w:tc>
+        <w:tc>
+          <w:tcPr>
+            <w:tcW w:w="3132" w:type="dxa"/>
+          </w:tcPr>
+          <w:p>
+            <w:pPr>
+              <w:pStyle w:val="ABNTWords"/>
+              <w:ind w:firstLine="0"/>
+              <w:cnfStyle w:val="000000000000" w:firstRow="0" w:lastRow="0" w:firstColumn="0" w:lastColumn="0" w:oddVBand="0" w:evenVBand="0" w:oddHBand="0" w:evenHBand="0" w:firstRowFirstColumn="0" w:firstRowLastColumn="0" w:lastRowFirstColumn="0" w:lastRowLastColumn="0"/>
+            </w:pPr>
+            <w:r>
+              <w:t>Execução periódica</w:t>
+            </w:r>
+            <w:r>
+              <w:t>.</w:t>
+            </w:r>
+          </w:p>
+        </w:tc>
+      </w:tr>
+      <w:tr>
+        <w:trPr>
+          <w:cnfStyle w:val="000000100000" w:firstRow="0" w:lastRow="0" w:firstColumn="0" w:lastColumn="0" w:oddVBand="0" w:evenVBand="0" w:oddHBand="1" w:evenHBand="0" w:firstRowFirstColumn="0" w:firstRowLastColumn="0" w:lastRowFirstColumn="0" w:lastRowLastColumn="0"/>
+        </w:trPr>
+        <w:tc>
+          <w:tcPr>
+            <w:cnfStyle w:val="001000000000" w:firstRow="0" w:lastRow="0" w:firstColumn="1" w:lastColumn="0" w:oddVBand="0" w:evenVBand="0" w:oddHBand="0" w:evenHBand="0" w:firstRowFirstColumn="0" w:firstRowLastColumn="0" w:lastRowFirstColumn="0" w:lastRowLastColumn="0"/>
+            <w:tcW w:w="3118" w:type="dxa"/>
+          </w:tcPr>
+          <w:p>
+            <w:pPr>
+              <w:pStyle w:val="ABNTWords"/>
+              <w:ind w:firstLine="0"/>
+              <w:jc w:val="center"/>
+            </w:pPr>
+            <w:r>
+              <w:t>HTML/CSS</w:t>
+            </w:r>
+          </w:p>
+        </w:tc>
+        <w:tc>
+          <w:tcPr>
+            <w:tcW w:w="3132" w:type="dxa"/>
+          </w:tcPr>
+          <w:p>
+            <w:pPr>
+              <w:pStyle w:val="ABNTWords"/>
+              <w:ind w:firstLine="0"/>
+              <w:cnfStyle w:val="000000100000" w:firstRow="0" w:lastRow="0" w:firstColumn="0" w:lastColumn="0" w:oddVBand="0" w:evenVBand="0" w:oddHBand="1" w:evenHBand="0" w:firstRowFirstColumn="0" w:firstRowLastColumn="0" w:lastRowFirstColumn="0" w:lastRowLastColumn="0"/>
+            </w:pPr>
+            <w:r>
+              <w:t>Linguagens de marcação</w:t>
+            </w:r>
+          </w:p>
+        </w:tc>
+        <w:tc>
+          <w:tcPr>
+            <w:tcW w:w="3132" w:type="dxa"/>
+          </w:tcPr>
+          <w:p>
+            <w:pPr>
+              <w:pStyle w:val="ABNTWords"/>
+              <w:ind w:firstLine="0"/>
+              <w:cnfStyle w:val="000000100000" w:firstRow="0" w:lastRow="0" w:firstColumn="0" w:lastColumn="0" w:oddVBand="0" w:evenVBand="0" w:oddHBand="1" w:evenHBand="0" w:firstRowFirstColumn="0" w:firstRowLastColumn="0" w:lastRowFirstColumn="0" w:lastRowLastColumn="0"/>
+            </w:pPr>
+            <w:r>
+              <w:t>Formatação dos e-mails</w:t>
+            </w:r>
+            <w:r>
+              <w:t>.</w:t>
+            </w:r>
+          </w:p>
+        </w:tc>
+      </w:tr>
+      <w:tr>
+        <w:tc>
+          <w:tcPr>
+            <w:cnfStyle w:val="001000000000" w:firstRow="0" w:lastRow="0" w:firstColumn="1" w:lastColumn="0" w:oddVBand="0" w:evenVBand="0" w:oddHBand="0" w:evenHBand="0" w:firstRowFirstColumn="0" w:firstRowLastColumn="0" w:lastRowFirstColumn="0" w:lastRowLastColumn="0"/>
+            <w:tcW w:w="3118" w:type="dxa"/>
+            <w:vAlign w:val="center"/>
+          </w:tcPr>
+          <w:p>
+            <w:pPr>
+              <w:pStyle w:val="ABNTWords"/>
+              <w:ind w:firstLine="0"/>
+              <w:jc w:val="center"/>
+            </w:pPr>
+            <w:proofErr w:type="spellStart"/>
+            <w:r>
+              <w:t>JavaScript</w:t>
+            </w:r>
+            <w:proofErr w:type="spellEnd"/>
+          </w:p>
+        </w:tc>
+        <w:tc>
+          <w:tcPr>
+            <w:tcW w:w="3132" w:type="dxa"/>
+          </w:tcPr>
+          <w:p>
+            <w:pPr>
+              <w:pStyle w:val="ABNTWords"/>
+              <w:ind w:firstLine="0"/>
+              <w:jc w:val="left"/>
+              <w:cnfStyle w:val="000000000000" w:firstRow="0" w:lastRow="0" w:firstColumn="0" w:lastColumn="0" w:oddVBand="0" w:evenVBand="0" w:oddHBand="0" w:evenHBand="0" w:firstRowFirstColumn="0" w:firstRowLastColumn="0" w:lastRowFirstColumn="0" w:lastRowLastColumn="0"/>
+            </w:pPr>
+            <w:r>
+              <w:t>Linguagem de programação</w:t>
+            </w:r>
+            <w:r>
+              <w:t>.</w:t>
+            </w:r>
+          </w:p>
+        </w:tc>
+        <w:tc>
+          <w:tcPr>
+            <w:tcW w:w="3132" w:type="dxa"/>
+          </w:tcPr>
+          <w:p>
+            <w:pPr>
+              <w:pStyle w:val="ABNTWords"/>
+              <w:ind w:firstLine="0"/>
+              <w:jc w:val="left"/>
+              <w:cnfStyle w:val="000000000000" w:firstRow="0" w:lastRow="0" w:firstColumn="0" w:lastColumn="0" w:oddVBand="0" w:evenVBand="0" w:oddHBand="0" w:evenHBand="0" w:firstRowFirstColumn="0" w:firstRowLastColumn="0" w:lastRowFirstColumn="0" w:lastRowLastColumn="0"/>
+            </w:pPr>
+            <w:r>
+              <w:t>Lógica de processamento</w:t>
+            </w:r>
+            <w:r>
+              <w:t>.</w:t>
+            </w:r>
+          </w:p>
+        </w:tc>
+      </w:tr>
+      <w:tr>
+        <w:trPr>
+          <w:cnfStyle w:val="000000100000" w:firstRow="0" w:lastRow="0" w:firstColumn="0" w:lastColumn="0" w:oddVBand="0" w:evenVBand="0" w:oddHBand="1" w:evenHBand="0" w:firstRowFirstColumn="0" w:firstRowLastColumn="0" w:lastRowFirstColumn="0" w:lastRowLastColumn="0"/>
+        </w:trPr>
+        <w:tc>
+          <w:tcPr>
+            <w:cnfStyle w:val="001000000000" w:firstRow="0" w:lastRow="0" w:firstColumn="1" w:lastColumn="0" w:oddVBand="0" w:evenVBand="0" w:oddHBand="0" w:evenHBand="0" w:firstRowFirstColumn="0" w:firstRowLastColumn="0" w:lastRowFirstColumn="0" w:lastRowLastColumn="0"/>
+            <w:tcW w:w="3118" w:type="dxa"/>
+          </w:tcPr>
+          <w:p>
+            <w:pPr>
+              <w:pStyle w:val="ABNTWords"/>
+              <w:ind w:firstLine="0"/>
+              <w:jc w:val="center"/>
+            </w:pPr>
+            <w:r>
+              <w:t xml:space="preserve">Date </w:t>
+            </w:r>
+            <w:proofErr w:type="spellStart"/>
+            <w:r>
+              <w:t>Object</w:t>
+            </w:r>
+            <w:proofErr w:type="spellEnd"/>
+          </w:p>
+        </w:tc>
+        <w:tc>
+          <w:tcPr>
+            <w:tcW w:w="3132" w:type="dxa"/>
+          </w:tcPr>
+          <w:p>
+            <w:pPr>
+              <w:pStyle w:val="ABNTWords"/>
+              <w:ind w:firstLine="0"/>
+              <w:cnfStyle w:val="000000100000" w:firstRow="0" w:lastRow="0" w:firstColumn="0" w:lastColumn="0" w:oddVBand="0" w:evenVBand="0" w:oddHBand="1" w:evenHBand="0" w:firstRowFirstColumn="0" w:firstRowLastColumn="0" w:lastRowFirstColumn="0" w:lastRowLastColumn="0"/>
+            </w:pPr>
+            <w:r>
+              <w:t>Manipulação de datas</w:t>
+            </w:r>
+            <w:r>
+              <w:t>.</w:t>
+            </w:r>
+          </w:p>
+        </w:tc>
+        <w:tc>
+          <w:tcPr>
+            <w:tcW w:w="3132" w:type="dxa"/>
+          </w:tcPr>
+          <w:p>
+            <w:pPr>
+              <w:pStyle w:val="ABNTWords"/>
+              <w:ind w:firstLine="0"/>
+              <w:cnfStyle w:val="000000100000" w:firstRow="0" w:lastRow="0" w:firstColumn="0" w:lastColumn="0" w:oddVBand="0" w:evenVBand="0" w:oddHBand="1" w:evenHBand="0" w:firstRowFirstColumn="0" w:firstRowLastColumn="0" w:lastRowFirstColumn="0" w:lastRowLastColumn="0"/>
+            </w:pPr>
+            <w:r>
+              <w:t>Cálculo de prazos</w:t>
+            </w:r>
+            <w:r>
+              <w:t>.</w:t>
+            </w:r>
+          </w:p>
+        </w:tc>
+      </w:tr>
+    </w:tbl>
+    <w:p>
+      <w:pPr>
+        <w:pStyle w:val="ABNTWords"/>
+      </w:pPr>
     </w:p>
     <w:p>
       <w:pPr>
@@ -4693,14 +5131,12 @@
         <w:keepNext/>
         <w:spacing w:before="160" w:after="160"/>
         <w:ind w:firstLine="0"/>
-        <w:jc w:val="center"/>
       </w:pPr>
     </w:p>
     <w:p>
       <w:pPr>
         <w:pStyle w:val="Legenda"/>
         <w:spacing w:line="360" w:lineRule="auto"/>
-        <w:jc w:val="center"/>
       </w:pPr>
       <w:proofErr w:type="spellStart"/>
       <w:r>
@@ -4710,14 +5146,27 @@
       <w:r>
         <w:t xml:space="preserve"> </w:t>
       </w:r>
-      <w:fldSimple w:instr=" SEQ Figura \* ARABIC ">
-        <w:r>
-          <w:rPr>
-            <w:noProof/>
-          </w:rPr>
-          <w:t>1</w:t>
-        </w:r>
-      </w:fldSimple>
+      <w:r>
+        <w:fldChar w:fldCharType="begin"/>
+      </w:r>
+      <w:r>
+        <w:instrText xml:space="preserve"> SEQ Figura \* ARABIC </w:instrText>
+      </w:r>
+      <w:r>
+        <w:fldChar w:fldCharType="separate"/>
+      </w:r>
+      <w:r>
+        <w:rPr>
+          <w:noProof/>
+        </w:rPr>
+        <w:t>1</w:t>
+      </w:r>
+      <w:r>
+        <w:rPr>
+          <w:noProof/>
+        </w:rPr>
+        <w:fldChar w:fldCharType="end"/>
+      </w:r>
       <w:r>
         <w:t xml:space="preserve"> - </w:t>
       </w:r>
@@ -4781,6 +5230,7 @@
     <w:p>
       <w:pPr>
         <w:pStyle w:val="Legenda1"/>
+        <w:jc w:val="both"/>
         <w:rPr>
           <w:lang w:val="pt-BR"/>
         </w:rPr>
@@ -4826,7 +5276,6 @@
         <w:keepNext/>
         <w:spacing w:before="160" w:after="160"/>
         <w:ind w:firstLine="0"/>
-        <w:jc w:val="center"/>
       </w:pPr>
       <w:r>
         <w:rPr>
@@ -4835,7 +5284,6 @@
           <w:sz w:val="20"/>
           <w:lang w:val="pt-BR"/>
         </w:rPr>
-        <w:lastRenderedPageBreak/>
         <w:drawing>
           <wp:inline distT="0" distB="0" distL="0" distR="0" wp14:anchorId="7E604AC8" wp14:editId="5C76CE4D">
             <wp:extent cx="5972175" cy="4370070"/>
@@ -4877,7 +5325,6 @@
       <w:pPr>
         <w:pStyle w:val="Legenda"/>
         <w:spacing w:line="360" w:lineRule="auto"/>
-        <w:jc w:val="center"/>
         <w:rPr>
           <w:lang w:val="pt-BR"/>
         </w:rPr>
@@ -4890,14 +5337,27 @@
       <w:r>
         <w:t xml:space="preserve"> </w:t>
       </w:r>
-      <w:fldSimple w:instr=" SEQ Figura \* ARABIC ">
-        <w:r>
-          <w:rPr>
-            <w:noProof/>
-          </w:rPr>
-          <w:t>2</w:t>
-        </w:r>
-      </w:fldSimple>
+      <w:r>
+        <w:fldChar w:fldCharType="begin"/>
+      </w:r>
+      <w:r>
+        <w:instrText xml:space="preserve"> SEQ Figura \* ARABIC </w:instrText>
+      </w:r>
+      <w:r>
+        <w:fldChar w:fldCharType="separate"/>
+      </w:r>
+      <w:r>
+        <w:rPr>
+          <w:noProof/>
+        </w:rPr>
+        <w:t>2</w:t>
+      </w:r>
+      <w:r>
+        <w:rPr>
+          <w:noProof/>
+        </w:rPr>
+        <w:fldChar w:fldCharType="end"/>
+      </w:r>
       <w:r>
         <w:t xml:space="preserve"> - </w:t>
       </w:r>
@@ -4977,6 +5437,7 @@
     <w:p>
       <w:pPr>
         <w:pStyle w:val="Legenda1"/>
+        <w:jc w:val="both"/>
         <w:rPr>
           <w:lang w:val="pt-BR"/>
         </w:rPr>
@@ -5027,73 +5488,180 @@
         <w:rPr>
           <w:lang w:val="pt-BR"/>
         </w:rPr>
-        <w:t>O desenvolvimento da solução ocorreu a partir da identificação de uma necessidade existente na rotina de trabalho.</w:t>
-      </w:r>
-    </w:p>
-    <w:p>
-      <w:pPr>
-        <w:rPr>
-          <w:lang w:val="pt-BR"/>
-        </w:rPr>
-      </w:pPr>
-      <w:r>
-        <w:rPr>
-          <w:lang w:val="pt-BR"/>
-        </w:rPr>
-        <w:t>Inicialmente foram levantadas as informações necessárias para o acompanhamento dos certificados digitais.</w:t>
-      </w:r>
-    </w:p>
-    <w:p>
-      <w:pPr>
-        <w:rPr>
-          <w:lang w:val="pt-BR"/>
-        </w:rPr>
-      </w:pPr>
-      <w:r>
-        <w:rPr>
-          <w:lang w:val="pt-BR"/>
-        </w:rPr>
-        <w:t>Em seguida, foi criada uma estrutura no Google Planilhas para armazenar e organizar os dados.</w:t>
-      </w:r>
-    </w:p>
-    <w:p>
-      <w:pPr>
-        <w:rPr>
-          <w:lang w:val="pt-BR"/>
-        </w:rPr>
-      </w:pPr>
-      <w:r>
-        <w:rPr>
-          <w:lang w:val="pt-BR"/>
-        </w:rPr>
-        <w:t>Foram estabelecidos campos destinados à identificação das empresas ou pessoas, seus documentos e respectivas datas de vencimento.</w:t>
-      </w:r>
-    </w:p>
-    <w:p>
-      <w:pPr>
-        <w:rPr>
-          <w:lang w:val="pt-BR"/>
-        </w:rPr>
-      </w:pPr>
+        <w:t xml:space="preserve">O </w:t>
+      </w:r>
+      <w:r>
+        <w:rPr>
+          <w:lang w:val="pt-BR"/>
+        </w:rPr>
+        <w:t xml:space="preserve">desenvolvimento da solução ocorreu a partir da identificação de uma necessidade existente na rotina de trabalho, relacionada ao acompanhamento dos </w:t>
+      </w:r>
       <w:r>
         <w:rPr>
           <w:lang w:val="pt-BR"/>
         </w:rPr>
         <w:lastRenderedPageBreak/>
-        <w:t>Posteriormente, foram implementados recursos de automação para auxiliar na identificação dos certificados próximos do vencimento e no envio dos respectivos alertas.</w:t>
-      </w:r>
-    </w:p>
-    <w:p>
-      <w:pPr>
-        <w:rPr>
-          <w:lang w:val="pt-BR"/>
-        </w:rPr>
-      </w:pPr>
-      <w:r>
-        <w:rPr>
-          <w:lang w:val="pt-BR"/>
-        </w:rPr>
-        <w:t>A solução foi então testada para verificar se as informações estavam sendo identificadas corretamente e se os avisos eram enviados de acordo com as condições estabelecidas.</w:t>
+        <w:t xml:space="preserve">vencimentos de certificados </w:t>
+      </w:r>
+      <w:proofErr w:type="spellStart"/>
+      <w:r>
+        <w:rPr>
+          <w:lang w:val="pt-BR"/>
+        </w:rPr>
+        <w:t>digitais.Inicialmente</w:t>
+      </w:r>
+      <w:proofErr w:type="spellEnd"/>
+      <w:r>
+        <w:rPr>
+          <w:lang w:val="pt-BR"/>
+        </w:rPr>
+        <w:t>, foram levantadas as informações necessárias para o controle, como identificação das empresas ou pessoas físicas, CNPJ/CPF e datas de vencimento dos certificados</w:t>
+      </w:r>
+      <w:r>
+        <w:rPr>
+          <w:lang w:val="pt-BR"/>
+        </w:rPr>
+        <w:t>.</w:t>
+      </w:r>
+    </w:p>
+    <w:p>
+      <w:pPr>
+        <w:pStyle w:val="ABNTWords"/>
+        <w:jc w:val="left"/>
+      </w:pPr>
+      <w:r>
+        <w:t>Em seguida, foi criada uma estrutura no Google Planilhas para armazenar e organizar os dados. Foram definidas duas abas distintas: PJ CL LUIS para pessoas jurídicas e PF CL LUIS para pessoas físicas, cada uma com colunas padronizadas para facilitar a consulta e o processamento automático das informações.</w:t>
+      </w:r>
+    </w:p>
+    <w:p>
+      <w:pPr>
+        <w:pStyle w:val="ABNTWords"/>
+        <w:jc w:val="left"/>
+      </w:pPr>
+      <w:r>
+        <w:t xml:space="preserve">Posteriormente, foram implementados recursos de automação por meio do Google Apps Script, utilizando a linguagem </w:t>
+      </w:r>
+      <w:proofErr w:type="spellStart"/>
+      <w:r>
+        <w:t>JavaScript</w:t>
+      </w:r>
+      <w:proofErr w:type="spellEnd"/>
+      <w:r>
+        <w:t>. Foram desenvolvidas funções para:</w:t>
+      </w:r>
+    </w:p>
+    <w:p>
+      <w:pPr>
+        <w:pStyle w:val="ABNTWords"/>
+        <w:numPr>
+          <w:ilvl w:val="0"/>
+          <w:numId w:val="11"/>
+        </w:numPr>
+        <w:jc w:val="left"/>
+      </w:pPr>
+      <w:r>
+        <w:t>Ler os dados cadastrados nas planilhas;</w:t>
+      </w:r>
+    </w:p>
+    <w:p>
+      <w:pPr>
+        <w:pStyle w:val="ABNTWords"/>
+        <w:numPr>
+          <w:ilvl w:val="0"/>
+          <w:numId w:val="11"/>
+        </w:numPr>
+        <w:jc w:val="left"/>
+      </w:pPr>
+      <w:r>
+        <w:t>Converter e interpretar as datas de vencimento;</w:t>
+      </w:r>
+    </w:p>
+    <w:p>
+      <w:pPr>
+        <w:pStyle w:val="ABNTWords"/>
+        <w:numPr>
+          <w:ilvl w:val="0"/>
+          <w:numId w:val="11"/>
+        </w:numPr>
+        <w:jc w:val="left"/>
+      </w:pPr>
+      <w:r>
+        <w:t>Calcular a quantidade de dias restantes para o vencimento;</w:t>
+      </w:r>
+    </w:p>
+    <w:p>
+      <w:pPr>
+        <w:pStyle w:val="ABNTWords"/>
+        <w:numPr>
+          <w:ilvl w:val="0"/>
+          <w:numId w:val="11"/>
+        </w:numPr>
+        <w:jc w:val="left"/>
+      </w:pPr>
+      <w:r>
+        <w:t>Identificar certificados dentro do prazo de antecedência definido (7 dias);</w:t>
+      </w:r>
+    </w:p>
+    <w:p>
+      <w:pPr>
+        <w:pStyle w:val="ABNTWords"/>
+        <w:numPr>
+          <w:ilvl w:val="0"/>
+          <w:numId w:val="11"/>
+        </w:numPr>
+        <w:jc w:val="left"/>
+      </w:pPr>
+      <w:r>
+        <w:t>Gerar alertas formatados em HTML;</w:t>
+      </w:r>
+    </w:p>
+    <w:p>
+      <w:pPr>
+        <w:pStyle w:val="ABNTWords"/>
+        <w:numPr>
+          <w:ilvl w:val="0"/>
+          <w:numId w:val="11"/>
+        </w:numPr>
+        <w:jc w:val="left"/>
+      </w:pPr>
+      <w:r>
+        <w:t>Enviar e-mails automáticos ao responsável;</w:t>
+      </w:r>
+    </w:p>
+    <w:p>
+      <w:pPr>
+        <w:pStyle w:val="ABNTWords"/>
+        <w:numPr>
+          <w:ilvl w:val="0"/>
+          <w:numId w:val="11"/>
+        </w:numPr>
+        <w:jc w:val="left"/>
+      </w:pPr>
+      <w:r>
+        <w:t>Registrar automaticamente o status e a data de envio.</w:t>
+      </w:r>
+    </w:p>
+    <w:p>
+      <w:pPr>
+        <w:pStyle w:val="ABNTWords"/>
+        <w:ind w:left="1429" w:firstLine="0"/>
+        <w:jc w:val="left"/>
+      </w:pPr>
+    </w:p>
+    <w:p>
+      <w:pPr>
+        <w:pStyle w:val="ABNTWords"/>
+      </w:pPr>
+      <w:r>
+        <w:t>Também foram configurados gatilhos automáticos (triggers) para que o sistema execute as verificações de forma periódica, sem necessidade de intervenção manual.</w:t>
+      </w:r>
+    </w:p>
+    <w:p>
+      <w:pPr>
+        <w:pStyle w:val="ABNTWords"/>
+      </w:pPr>
+      <w:r>
+        <w:t>A solução foi então testada para verificar se as informações estavam sendo identificadas corretamente e se os avisos eram enviados de acordo com aas condições estabelecidas.</w:t>
       </w:r>
     </w:p>
     <w:p>
@@ -5175,6 +5743,13 @@
           <w:lang w:val="pt-BR"/>
         </w:rPr>
         <w:br/>
+      </w:r>
+      <w:r>
+        <w:rPr>
+          <w:b/>
+          <w:lang w:val="pt-BR"/>
+        </w:rPr>
+        <w:lastRenderedPageBreak/>
         <w:t>↓</w:t>
       </w:r>
       <w:r>
@@ -5299,7 +5874,6 @@
       <w:pPr>
         <w:spacing w:before="160" w:after="160"/>
         <w:ind w:firstLine="0"/>
-        <w:jc w:val="center"/>
         <w:rPr>
           <w:lang w:val="pt-BR"/>
         </w:rPr>
@@ -5325,21 +5899,22 @@
     <w:p>
       <w:pPr>
         <w:pStyle w:val="Legenda1"/>
-        <w:rPr>
-          <w:lang w:val="pt-BR"/>
-        </w:rPr>
-      </w:pPr>
-      <w:r>
-        <w:rPr>
-          <w:lang w:val="pt-BR"/>
-        </w:rPr>
-        <w:lastRenderedPageBreak/>
+        <w:jc w:val="both"/>
+        <w:rPr>
+          <w:lang w:val="pt-BR"/>
+        </w:rPr>
+      </w:pPr>
+      <w:r>
+        <w:rPr>
+          <w:lang w:val="pt-BR"/>
+        </w:rPr>
         <w:t>Figura 3 – Cadastro das informações necessárias para o controle dos certificados digitais.</w:t>
       </w:r>
     </w:p>
     <w:p>
       <w:pPr>
         <w:pStyle w:val="Legenda1"/>
+        <w:jc w:val="both"/>
         <w:rPr>
           <w:lang w:val="pt-BR"/>
         </w:rPr>
@@ -5384,7 +5959,6 @@
       <w:pPr>
         <w:spacing w:before="160" w:after="160"/>
         <w:ind w:firstLine="0"/>
-        <w:jc w:val="center"/>
         <w:rPr>
           <w:lang w:val="pt-BR"/>
         </w:rPr>
@@ -5410,6 +5984,7 @@
     <w:p>
       <w:pPr>
         <w:pStyle w:val="Legenda1"/>
+        <w:jc w:val="both"/>
         <w:rPr>
           <w:lang w:val="pt-BR"/>
         </w:rPr>
@@ -5424,6 +5999,7 @@
     <w:p>
       <w:pPr>
         <w:pStyle w:val="Legenda1"/>
+        <w:jc w:val="both"/>
         <w:rPr>
           <w:lang w:val="pt-BR"/>
         </w:rPr>
@@ -5468,7 +6044,6 @@
       <w:pPr>
         <w:spacing w:before="160" w:after="160"/>
         <w:ind w:firstLine="0"/>
-        <w:jc w:val="center"/>
         <w:rPr>
           <w:lang w:val="pt-BR"/>
         </w:rPr>
@@ -5479,6 +6054,7 @@
           <w:sz w:val="20"/>
           <w:lang w:val="pt-BR"/>
         </w:rPr>
+        <w:lastRenderedPageBreak/>
         <w:t>[INSERIR PRINT AQUI]</w:t>
       </w:r>
       <w:r>
@@ -5494,6 +6070,7 @@
     <w:p>
       <w:pPr>
         <w:pStyle w:val="Legenda1"/>
+        <w:jc w:val="both"/>
         <w:rPr>
           <w:lang w:val="pt-BR"/>
         </w:rPr>
@@ -5508,6 +6085,7 @@
     <w:p>
       <w:pPr>
         <w:pStyle w:val="Legenda1"/>
+        <w:jc w:val="both"/>
         <w:rPr>
           <w:lang w:val="pt-BR"/>
         </w:rPr>
@@ -5545,71 +6123,7 @@
         <w:rPr>
           <w:lang w:val="pt-BR"/>
         </w:rPr>
-        <w:t>Após a identificação do vencimento próximo, o sistema realiza o envio do alerta por e-mail ao responsável definido</w:t>
-      </w:r>
-      <w:r>
-        <w:rPr>
-          <w:lang w:val="pt-BR"/>
-        </w:rPr>
-        <w:t xml:space="preserve"> usando a</w:t>
-      </w:r>
-      <w:r>
-        <w:rPr>
-          <w:lang w:val="pt-BR"/>
-        </w:rPr>
-        <w:t xml:space="preserve"> o código que </w:t>
-      </w:r>
-      <w:proofErr w:type="spellStart"/>
-      <w:proofErr w:type="gramStart"/>
-      <w:r>
-        <w:rPr>
-          <w:lang w:val="pt-BR"/>
-        </w:rPr>
-        <w:t>esta</w:t>
-      </w:r>
-      <w:proofErr w:type="spellEnd"/>
-      <w:proofErr w:type="gramEnd"/>
-      <w:r>
-        <w:rPr>
-          <w:lang w:val="pt-BR"/>
-        </w:rPr>
-        <w:t xml:space="preserve"> na</w:t>
-      </w:r>
-      <w:r>
-        <w:rPr>
-          <w:lang w:val="pt-BR"/>
-        </w:rPr>
-        <w:t xml:space="preserve"> extensão </w:t>
-      </w:r>
-      <w:r>
-        <w:rPr>
-          <w:lang w:val="pt-BR"/>
-        </w:rPr>
-        <w:t xml:space="preserve">Apps </w:t>
-      </w:r>
-      <w:r>
-        <w:rPr>
-          <w:lang w:val="pt-BR"/>
-        </w:rPr>
-        <w:t xml:space="preserve">Script onde o </w:t>
-      </w:r>
-      <w:r>
-        <w:rPr>
-          <w:lang w:val="pt-BR"/>
-        </w:rPr>
-        <w:t>script</w:t>
-      </w:r>
-      <w:r>
-        <w:rPr>
-          <w:lang w:val="pt-BR"/>
-        </w:rPr>
-        <w:t xml:space="preserve"> habita</w:t>
-      </w:r>
-      <w:r>
-        <w:rPr>
-          <w:lang w:val="pt-BR"/>
-        </w:rPr>
-        <w:t xml:space="preserve"> o usurário precisa copilar pelo menos uma vez a função de enviar &amp; checar/examinar a planilha que será solicitado se ele permite usar seu e</w:t>
+        <w:t>Após a identificação do vencimento próximo, o sistema realiza o envio automático do alerta por e-mail ao responsável definido. Esse processo é executado por meio de um script no Google Apps Script, que utiliza o serviço de e</w:t>
       </w:r>
       <w:r>
         <w:rPr>
@@ -5621,13 +6135,19 @@
         <w:rPr>
           <w:lang w:val="pt-BR"/>
         </w:rPr>
-        <w:t>mail para enviar</w:t>
-      </w:r>
-      <w:r>
-        <w:rPr>
-          <w:lang w:val="pt-BR"/>
-        </w:rPr>
-        <w:t xml:space="preserve"> pro outro e-mail alvo</w:t>
+        <w:t>mail da conta Google associada à planilha. Para que a automação funcione, o usuário deve executar a função pelo menos uma vez e autorizar o acesso ao envio de e</w:t>
+      </w:r>
+      <w:r>
+        <w:rPr>
+          <w:lang w:val="pt-BR"/>
+        </w:rPr>
+        <w:t>-</w:t>
+      </w:r>
+      <w:r>
+        <w:rPr>
+          <w:lang w:val="pt-BR"/>
+        </w:rPr>
+        <w:t>mails</w:t>
       </w:r>
       <w:r>
         <w:rPr>
@@ -5640,7 +6160,6 @@
       <w:pPr>
         <w:spacing w:before="160" w:after="160"/>
         <w:ind w:firstLine="0"/>
-        <w:jc w:val="center"/>
         <w:rPr>
           <w:lang w:val="pt-BR"/>
         </w:rPr>
@@ -5666,6 +6185,7 @@
     <w:p>
       <w:pPr>
         <w:pStyle w:val="Legenda1"/>
+        <w:jc w:val="both"/>
         <w:rPr>
           <w:lang w:val="pt-BR"/>
         </w:rPr>
@@ -5680,6 +6200,7 @@
     <w:p>
       <w:pPr>
         <w:pStyle w:val="Legenda1"/>
+        <w:jc w:val="both"/>
         <w:rPr>
           <w:lang w:val="pt-BR"/>
         </w:rPr>
@@ -5717,14 +6238,25 @@
         <w:rPr>
           <w:lang w:val="pt-BR"/>
         </w:rPr>
-        <w:t xml:space="preserve">Com o recebimento do alerta, o responsável pode verificar o certificado indicado e iniciar o procedimento necessário para sua renovação antes do vencimento. Dessa </w:t>
-      </w:r>
-      <w:r>
-        <w:rPr>
-          <w:lang w:val="pt-BR"/>
-        </w:rPr>
-        <w:lastRenderedPageBreak/>
-        <w:t>forma, a solução atua como ferramenta de apoio ao processo, reduzindo a dependência de conferências exclusivamente manuais.</w:t>
+        <w:t>Ao</w:t>
+      </w:r>
+      <w:r>
+        <w:rPr>
+          <w:lang w:val="pt-BR"/>
+        </w:rPr>
+        <w:t xml:space="preserve"> rec</w:t>
+      </w:r>
+      <w:r>
+        <w:rPr>
+          <w:lang w:val="pt-BR"/>
+        </w:rPr>
+        <w:t>eber</w:t>
+      </w:r>
+      <w:r>
+        <w:rPr>
+          <w:lang w:val="pt-BR"/>
+        </w:rPr>
+        <w:t xml:space="preserve"> o alerta, o responsável pode verificar o certificado indicado e iniciar o procedimento necessário para sua renovação antes do vencimento. Dessa forma, a solução atua como ferramenta de apoio ao processo, reduzindo a dependência de conferências exclusivamente manuais.</w:t>
       </w:r>
     </w:p>
     <w:p>
@@ -5792,14 +6324,25 @@
         <w:rPr>
           <w:lang w:val="pt-BR"/>
         </w:rPr>
-        <w:t>A utilização da solução permite centralizar as informações e reduzir a dependência da memória ou de consultas manuais individuais.</w:t>
+        <w:t xml:space="preserve">A utilização da solução permite centralizar as informações e reduzir a dependência da memória </w:t>
+      </w:r>
+      <w:r>
+        <w:rPr>
+          <w:lang w:val="pt-BR"/>
+        </w:rPr>
+        <w:t>e</w:t>
+      </w:r>
+      <w:r>
+        <w:rPr>
+          <w:lang w:val="pt-BR"/>
+        </w:rPr>
+        <w:t xml:space="preserve"> de consultas manuais individuais.</w:t>
       </w:r>
     </w:p>
     <w:p>
       <w:pPr>
         <w:spacing w:before="160" w:after="160"/>
         <w:ind w:firstLine="0"/>
-        <w:jc w:val="center"/>
         <w:rPr>
           <w:lang w:val="pt-BR"/>
         </w:rPr>
@@ -5810,6 +6353,7 @@
           <w:sz w:val="20"/>
           <w:lang w:val="pt-BR"/>
         </w:rPr>
+        <w:lastRenderedPageBreak/>
         <w:t>[INSERIR PRINT AQUI]</w:t>
       </w:r>
       <w:r>
@@ -5825,6 +6369,7 @@
     <w:p>
       <w:pPr>
         <w:pStyle w:val="Legenda1"/>
+        <w:jc w:val="both"/>
         <w:rPr>
           <w:lang w:val="pt-BR"/>
         </w:rPr>
@@ -5839,6 +6384,7 @@
     <w:p>
       <w:pPr>
         <w:pStyle w:val="Legenda1"/>
+        <w:jc w:val="both"/>
         <w:rPr>
           <w:lang w:val="pt-BR"/>
         </w:rPr>
@@ -5876,28 +6422,14 @@
         <w:rPr>
           <w:lang w:val="pt-BR"/>
         </w:rPr>
-        <w:t>Para verificar o funcionamento da solução, foram realizados ou deverão ser realizados testes controlados</w:t>
-      </w:r>
-      <w:r>
-        <w:rPr>
-          <w:lang w:val="pt-BR"/>
-        </w:rPr>
-        <w:t xml:space="preserve"> usando o próprio e-mail ou de outro mas o </w:t>
-      </w:r>
-      <w:proofErr w:type="gramStart"/>
-      <w:r>
-        <w:rPr>
-          <w:lang w:val="pt-BR"/>
-        </w:rPr>
-        <w:t xml:space="preserve">problema </w:t>
-      </w:r>
-      <w:r>
-        <w:rPr>
-          <w:lang w:val="pt-BR"/>
-        </w:rPr>
-        <w:t>.</w:t>
-      </w:r>
-      <w:proofErr w:type="gramEnd"/>
+        <w:t xml:space="preserve">Para verificar o funcionamento </w:t>
+      </w:r>
+      <w:r>
+        <w:rPr>
+          <w:lang w:val="pt-BR"/>
+        </w:rPr>
+        <w:t>da solução, foram realizados testes controlados com dados fictícios e com o próprio e-mail responsável, de modo a validar cada etapa do processo sem expor informações reais.</w:t>
+      </w:r>
     </w:p>
     <w:p>
       <w:pPr>
@@ -6010,7 +6542,6 @@
         <w:rPr>
           <w:lang w:val="pt-BR"/>
         </w:rPr>
-        <w:lastRenderedPageBreak/>
         <w:t>14.4 Teste de e-mail</w:t>
       </w:r>
       <w:bookmarkEnd w:id="26"/>
@@ -6061,7 +6592,6 @@
       <w:pPr>
         <w:spacing w:before="160" w:after="160"/>
         <w:ind w:firstLine="0"/>
-        <w:jc w:val="center"/>
         <w:rPr>
           <w:lang w:val="pt-BR"/>
         </w:rPr>
@@ -6087,6 +6617,7 @@
     <w:p>
       <w:pPr>
         <w:pStyle w:val="Legenda1"/>
+        <w:jc w:val="both"/>
         <w:rPr>
           <w:lang w:val="pt-BR"/>
         </w:rPr>
@@ -6101,6 +6632,7 @@
     <w:p>
       <w:pPr>
         <w:pStyle w:val="Legenda1"/>
+        <w:jc w:val="both"/>
         <w:rPr>
           <w:lang w:val="pt-BR"/>
         </w:rPr>
@@ -6153,6 +6685,7 @@
         <w:rPr>
           <w:lang w:val="pt-BR"/>
         </w:rPr>
+        <w:lastRenderedPageBreak/>
         <w:t>maior organização dos certificados digitais;</w:t>
       </w:r>
     </w:p>
@@ -6481,7 +7014,6 @@
         <w:rPr>
           <w:lang w:val="pt-BR"/>
         </w:rPr>
-        <w:lastRenderedPageBreak/>
         <w:t>tempo gasto após a implementação.</w:t>
       </w:r>
     </w:p>
@@ -6584,21 +7116,7 @@
               <w:rPr>
                 <w:sz w:val="20"/>
               </w:rPr>
-              <w:t xml:space="preserve"> </w:t>
-            </w:r>
-            <w:proofErr w:type="gramStart"/>
-            <w:r>
-              <w:rPr>
-                <w:sz w:val="20"/>
-              </w:rPr>
-              <w:t>a</w:t>
-            </w:r>
-            <w:proofErr w:type="gramEnd"/>
-            <w:r>
-              <w:rPr>
-                <w:sz w:val="20"/>
-              </w:rPr>
-              <w:t xml:space="preserve"> </w:t>
+              <w:t xml:space="preserve"> a </w:t>
             </w:r>
             <w:proofErr w:type="spellStart"/>
             <w:r>
@@ -7028,6 +7546,7 @@
     <w:p>
       <w:pPr>
         <w:pStyle w:val="Legenda1"/>
+        <w:jc w:val="both"/>
       </w:pPr>
       <w:r>
         <w:t xml:space="preserve">Fonte: </w:t>
@@ -7063,6 +7582,7 @@
       </w:pPr>
       <w:bookmarkStart w:id="31" w:name="_Toc239167158"/>
       <w:r>
+        <w:lastRenderedPageBreak/>
         <w:t>17 IMPACTO DA SOLUÇÃO</w:t>
       </w:r>
       <w:bookmarkEnd w:id="31"/>
@@ -7085,14 +7605,12 @@
         </w:rPr>
         <w:t xml:space="preserve"> </w:t>
       </w:r>
-      <w:proofErr w:type="spellStart"/>
-      <w:r>
-        <w:rPr>
-          <w:lang w:val="pt-BR"/>
-        </w:rPr>
-        <w:t>semi-autoamtico</w:t>
-      </w:r>
-      <w:proofErr w:type="spellEnd"/>
+      <w:r>
+        <w:rPr>
+          <w:lang w:val="pt-BR"/>
+        </w:rPr>
+        <w:t>semiautomático</w:t>
+      </w:r>
       <w:r>
         <w:rPr>
           <w:lang w:val="pt-BR"/>
@@ -7309,7 +7827,6 @@
       </w:pPr>
       <w:proofErr w:type="spellStart"/>
       <w:r>
-        <w:lastRenderedPageBreak/>
         <w:t>automação</w:t>
       </w:r>
       <w:proofErr w:type="spellEnd"/>
@@ -7483,6 +8000,7 @@
         <w:rPr>
           <w:lang w:val="pt-BR"/>
         </w:rPr>
+        <w:lastRenderedPageBreak/>
         <w:t>19 CONSIDERAÇÕES SOBRE SEGURANÇA E PRIVACIDADE</w:t>
       </w:r>
       <w:bookmarkEnd w:id="33"/>
@@ -7497,52 +8015,7 @@
         <w:rPr>
           <w:lang w:val="pt-BR"/>
         </w:rPr>
-        <w:t xml:space="preserve">Por envolver informações de empresas e pessoas, </w:t>
-      </w:r>
-      <w:proofErr w:type="gramStart"/>
-      <w:r>
-        <w:rPr>
-          <w:lang w:val="pt-BR"/>
-        </w:rPr>
-        <w:t>a utilização da planilha</w:t>
-      </w:r>
-      <w:r>
-        <w:rPr>
-          <w:lang w:val="pt-BR"/>
-        </w:rPr>
-        <w:t xml:space="preserve"> nas imagens colocadas nesse documento serão</w:t>
-      </w:r>
-      <w:proofErr w:type="gramEnd"/>
-      <w:r>
-        <w:rPr>
-          <w:lang w:val="pt-BR"/>
-        </w:rPr>
-        <w:t xml:space="preserve"> censuradas para a privacidade da pessoa</w:t>
-      </w:r>
-      <w:r>
-        <w:rPr>
-          <w:lang w:val="pt-BR"/>
-        </w:rPr>
-        <w:t>.</w:t>
-      </w:r>
-    </w:p>
-    <w:p>
-      <w:pPr>
-        <w:rPr>
-          <w:lang w:val="pt-BR"/>
-        </w:rPr>
-      </w:pPr>
-      <w:r>
-        <w:rPr>
-          <w:lang w:val="pt-BR"/>
-        </w:rPr>
-        <w:t>O acesso à planilha deverá ser limitado aos usuários autorizados</w:t>
-      </w:r>
-      <w:r>
-        <w:rPr>
-          <w:lang w:val="pt-BR"/>
-        </w:rPr>
-        <w:t xml:space="preserve"> como isso foi feito no Google </w:t>
+        <w:t xml:space="preserve">O acesso à planilha foi limitado aos usuários autorizados. No Google </w:t>
       </w:r>
       <w:proofErr w:type="spellStart"/>
       <w:r>
@@ -7556,64 +8029,34 @@
         <w:rPr>
           <w:lang w:val="pt-BR"/>
         </w:rPr>
-        <w:t xml:space="preserve"> fica um tanto limitado </w:t>
-      </w:r>
-      <w:proofErr w:type="gramStart"/>
-      <w:r>
-        <w:rPr>
-          <w:lang w:val="pt-BR"/>
-        </w:rPr>
-        <w:t>as formas de acesso por isso também é</w:t>
-      </w:r>
-      <w:proofErr w:type="gramEnd"/>
-      <w:r>
-        <w:rPr>
-          <w:lang w:val="pt-BR"/>
-        </w:rPr>
-        <w:t xml:space="preserve"> bom pois isso permite que quem for mexer na planilha ter que ser adicionado como editor ou terá que ser dado uma cópia pro sujeito</w:t>
-      </w:r>
-      <w:r>
-        <w:rPr>
-          <w:lang w:val="pt-BR"/>
-        </w:rPr>
-        <w:t>.</w:t>
-      </w:r>
-    </w:p>
-    <w:p>
-      <w:pPr>
-        <w:rPr>
-          <w:lang w:val="pt-BR"/>
-        </w:rPr>
-      </w:pPr>
-      <w:r>
-        <w:rPr>
-          <w:lang w:val="pt-BR"/>
-        </w:rPr>
-        <w:t>Como já falado antes</w:t>
-      </w:r>
-      <w:r>
-        <w:rPr>
-          <w:lang w:val="pt-BR"/>
-        </w:rPr>
-        <w:t xml:space="preserve">, os dados que não forem necessários para comprovar a atividade </w:t>
-      </w:r>
-      <w:r>
-        <w:rPr>
-          <w:lang w:val="pt-BR"/>
-        </w:rPr>
-        <w:t>serão</w:t>
-      </w:r>
-      <w:r>
-        <w:rPr>
-          <w:lang w:val="pt-BR"/>
-        </w:rPr>
-        <w:t xml:space="preserve"> ocultados ou anonimizados</w:t>
-      </w:r>
-      <w:r>
-        <w:rPr>
-          <w:lang w:val="pt-BR"/>
-        </w:rPr>
-        <w:t xml:space="preserve"> como também substituição do nome,</w:t>
+        <w:t>, essa limitação é feita por meio da concessão de permissão de edição ou do compartilhamento de uma cópia do arquivo, o que reduz o risco de acesso indevido às informações.</w:t>
+      </w:r>
+    </w:p>
+    <w:p>
+      <w:pPr>
+        <w:rPr>
+          <w:lang w:val="pt-BR"/>
+        </w:rPr>
+      </w:pPr>
+      <w:r>
+        <w:rPr>
+          <w:lang w:val="pt-BR"/>
+        </w:rPr>
+        <w:t xml:space="preserve">Os dados que não forem necessários para comprovar a atividade foram ocultados ou anonimizados, com substituição de nomes, </w:t>
+      </w:r>
+      <w:proofErr w:type="spellStart"/>
+      <w:r>
+        <w:rPr>
+          <w:lang w:val="pt-BR"/>
+        </w:rPr>
+        <w:t>CNPJs</w:t>
+      </w:r>
+      <w:proofErr w:type="spellEnd"/>
+      <w:r>
+        <w:rPr>
+          <w:lang w:val="pt-BR"/>
+        </w:rPr>
+        <w:t>, CPFs, e-mails e outras informações identificáveis por dados fictícios ou parcialmente ocultados.</w:t>
       </w:r>
       <w:r>
         <w:rPr>
@@ -7621,31 +8064,18 @@
         </w:rPr>
         <w:t xml:space="preserve"> </w:t>
       </w:r>
-      <w:proofErr w:type="spellStart"/>
-      <w:r>
-        <w:rPr>
-          <w:lang w:val="pt-BR"/>
-        </w:rPr>
-        <w:t>CNPJs</w:t>
-      </w:r>
-      <w:proofErr w:type="spellEnd"/>
-      <w:r>
-        <w:rPr>
-          <w:lang w:val="pt-BR"/>
-        </w:rPr>
-        <w:t>, CPFs, e-mails e outras informações identificáveis por dados fictícios ou parcialmente ocultados.</w:t>
-      </w:r>
-      <w:r>
-        <w:rPr>
-          <w:lang w:val="pt-BR"/>
-        </w:rPr>
-        <w:t xml:space="preserve"> para sigilo</w:t>
-      </w:r>
-      <w:r>
-        <w:rPr>
-          <w:lang w:val="pt-BR"/>
-        </w:rPr>
-        <w:t>.</w:t>
+    </w:p>
+    <w:p>
+      <w:pPr>
+        <w:rPr>
+          <w:lang w:val="pt-BR"/>
+        </w:rPr>
+      </w:pPr>
+      <w:r>
+        <w:rPr>
+          <w:lang w:val="pt-BR"/>
+        </w:rPr>
+        <w:t>Dessa forma, busca-se garantir o sigilo das informações utilizadas no projeto, sem comprometer a demonstração do funcionamento da solução.</w:t>
       </w:r>
     </w:p>
     <w:p>
@@ -7802,7 +8232,6 @@
         <w:ind w:firstLine="0"/>
       </w:pPr>
       <w:r>
-        <w:lastRenderedPageBreak/>
         <w:t xml:space="preserve">testes </w:t>
       </w:r>
       <w:proofErr w:type="spellStart"/>
@@ -7886,6 +8315,60 @@
     </w:p>
     <w:p>
       <w:pPr>
+        <w:rPr>
+          <w:lang w:val="pt-BR"/>
+        </w:rPr>
+      </w:pPr>
+    </w:p>
+    <w:p>
+      <w:pPr>
+        <w:pStyle w:val="Commarcadores"/>
+        <w:numPr>
+          <w:ilvl w:val="0"/>
+          <w:numId w:val="12"/>
+        </w:numPr>
+      </w:pPr>
+      <w:proofErr w:type="spellStart"/>
+      <w:r>
+        <w:t>nome</w:t>
+      </w:r>
+      <w:proofErr w:type="spellEnd"/>
+      <w:r>
+        <w:t xml:space="preserve"> do </w:t>
+      </w:r>
+      <w:proofErr w:type="spellStart"/>
+      <w:r>
+        <w:t>aluno</w:t>
+      </w:r>
+      <w:proofErr w:type="spellEnd"/>
+      <w:r>
+        <w:t>;</w:t>
+      </w:r>
+    </w:p>
+    <w:p>
+      <w:pPr>
+        <w:pStyle w:val="Commarcadores"/>
+      </w:pPr>
+      <w:proofErr w:type="spellStart"/>
+      <w:r>
+        <w:lastRenderedPageBreak/>
+        <w:t>período</w:t>
+      </w:r>
+      <w:proofErr w:type="spellEnd"/>
+      <w:r>
+        <w:t xml:space="preserve"> de </w:t>
+      </w:r>
+      <w:proofErr w:type="spellStart"/>
+      <w:r>
+        <w:t>realização</w:t>
+      </w:r>
+      <w:proofErr w:type="spellEnd"/>
+      <w:r>
+        <w:t>;</w:t>
+      </w:r>
+    </w:p>
+    <w:p>
+      <w:pPr>
         <w:pStyle w:val="Commarcadores"/>
         <w:ind w:firstLine="0"/>
       </w:pPr>
@@ -7895,32 +8378,11 @@
       </w:r>
       <w:proofErr w:type="spellEnd"/>
       <w:r>
-        <w:t xml:space="preserve"> do </w:t>
+        <w:t xml:space="preserve"> da </w:t>
       </w:r>
       <w:proofErr w:type="spellStart"/>
       <w:r>
-        <w:t>aluno</w:t>
-      </w:r>
-      <w:proofErr w:type="spellEnd"/>
-      <w:r>
-        <w:t>;</w:t>
-      </w:r>
-    </w:p>
-    <w:p>
-      <w:pPr>
-        <w:pStyle w:val="Commarcadores"/>
-      </w:pPr>
-      <w:proofErr w:type="spellStart"/>
-      <w:r>
-        <w:t>período</w:t>
-      </w:r>
-      <w:proofErr w:type="spellEnd"/>
-      <w:r>
-        <w:t xml:space="preserve"> de </w:t>
-      </w:r>
-      <w:proofErr w:type="spellStart"/>
-      <w:r>
-        <w:t>realização</w:t>
+        <w:t>atividade</w:t>
       </w:r>
       <w:proofErr w:type="spellEnd"/>
       <w:r>
@@ -7934,7 +8396,7 @@
       </w:pPr>
       <w:proofErr w:type="spellStart"/>
       <w:r>
-        <w:t>nome</w:t>
+        <w:t>finalidade</w:t>
       </w:r>
       <w:proofErr w:type="spellEnd"/>
       <w:r>
@@ -7942,7 +8404,7 @@
       </w:r>
       <w:proofErr w:type="spellStart"/>
       <w:r>
-        <w:t>atividade</w:t>
+        <w:t>solução</w:t>
       </w:r>
       <w:proofErr w:type="spellEnd"/>
       <w:r>
@@ -7953,22 +8415,15 @@
       <w:pPr>
         <w:pStyle w:val="Commarcadores"/>
         <w:ind w:firstLine="0"/>
-      </w:pPr>
-      <w:proofErr w:type="spellStart"/>
-      <w:r>
-        <w:t>finalidade</w:t>
-      </w:r>
-      <w:proofErr w:type="spellEnd"/>
-      <w:r>
-        <w:t xml:space="preserve"> da </w:t>
-      </w:r>
-      <w:proofErr w:type="spellStart"/>
-      <w:r>
-        <w:t>solução</w:t>
-      </w:r>
-      <w:proofErr w:type="spellEnd"/>
-      <w:r>
-        <w:t>;</w:t>
+        <w:rPr>
+          <w:lang w:val="pt-BR"/>
+        </w:rPr>
+      </w:pPr>
+      <w:r>
+        <w:rPr>
+          <w:lang w:val="pt-BR"/>
+        </w:rPr>
+        <w:t>que a ferramenta foi desenvolvida/aplicada;</w:t>
       </w:r>
     </w:p>
     <w:p>
@@ -7983,7 +8438,7 @@
         <w:rPr>
           <w:lang w:val="pt-BR"/>
         </w:rPr>
-        <w:t>que a ferramenta foi desenvolvida/aplicada;</w:t>
+        <w:t>que foi utilizada para auxiliar no controle dos certificados digitais;</w:t>
       </w:r>
     </w:p>
     <w:p>
@@ -7998,22 +8453,21 @@
         <w:rPr>
           <w:lang w:val="pt-BR"/>
         </w:rPr>
-        <w:t>que foi utilizada para auxiliar no controle dos certificados digitais;</w:t>
+        <w:t>nome e cargo do responsável;</w:t>
       </w:r>
     </w:p>
     <w:p>
       <w:pPr>
         <w:pStyle w:val="Commarcadores"/>
         <w:ind w:firstLine="0"/>
-        <w:rPr>
-          <w:lang w:val="pt-BR"/>
-        </w:rPr>
-      </w:pPr>
-      <w:r>
-        <w:rPr>
-          <w:lang w:val="pt-BR"/>
-        </w:rPr>
-        <w:t>nome e cargo do responsável;</w:t>
+      </w:pPr>
+      <w:proofErr w:type="spellStart"/>
+      <w:r>
+        <w:t>assinatura</w:t>
+      </w:r>
+      <w:proofErr w:type="spellEnd"/>
+      <w:r>
+        <w:t>;</w:t>
       </w:r>
     </w:p>
     <w:p>
@@ -8021,20 +8475,6 @@
         <w:pStyle w:val="Commarcadores"/>
         <w:ind w:firstLine="0"/>
       </w:pPr>
-      <w:proofErr w:type="spellStart"/>
-      <w:r>
-        <w:t>assinatura</w:t>
-      </w:r>
-      <w:proofErr w:type="spellEnd"/>
-      <w:r>
-        <w:t>;</w:t>
-      </w:r>
-    </w:p>
-    <w:p>
-      <w:pPr>
-        <w:pStyle w:val="Commarcadores"/>
-        <w:ind w:firstLine="0"/>
-      </w:pPr>
       <w:r>
         <w:t>data.</w:t>
       </w:r>
@@ -8104,40 +8544,89 @@
         <w:rPr>
           <w:lang w:val="pt-BR"/>
         </w:rPr>
-        <w:t xml:space="preserve">A solução foi desenvolvida para atender a uma necessidade real da rotina profissional, auxiliando no controle dos certificados digitais das empresas pertencentes </w:t>
-      </w:r>
+        <w:t>A solução foi desenvolvida para atender a uma necessidade real da rotina profissional, auxiliando no controle dos certificados digitais das empresas pertencentes ao Grupo Real, por meio da Real Locações e Montagens Industriais LTDA, e dos clientes acompanhados pelo contador responsável.</w:t>
+      </w:r>
+    </w:p>
+    <w:p>
+      <w:pPr>
+        <w:rPr>
+          <w:lang w:val="pt-BR"/>
+        </w:rPr>
+      </w:pPr>
+      <w:r>
+        <w:rPr>
+          <w:lang w:val="pt-BR"/>
+        </w:rPr>
+        <w:t>O desenvolvimento da atividade proporcionou ao aluno a oportunidade de aplicar conhecimentos relacionados à área de Análise e Desenvolvimento de Sistemas, especialmente na identificação de problemas, organização de informações, desenvolvimento de soluções tecnológicas, automação, testes e avaliação de resultados.</w:t>
+      </w:r>
+    </w:p>
+    <w:p>
+      <w:pPr>
+        <w:rPr>
+          <w:lang w:val="pt-BR"/>
+        </w:rPr>
+      </w:pPr>
+      <w:r>
+        <w:rPr>
+          <w:lang w:val="pt-BR"/>
+        </w:rPr>
+        <w:t>Dessa forma, o projeto demonstra como a aplicação de recursos tecnológicos pode contribuir para a melhoria de processos e para a redução de riscos relacionados ao controle de prazos.</w:t>
+      </w:r>
+    </w:p>
+    <w:p>
+      <w:pPr>
+        <w:pStyle w:val="Ttulo1"/>
+        <w:rPr>
+          <w:lang w:val="pt-BR"/>
+        </w:rPr>
+      </w:pPr>
+      <w:bookmarkStart w:id="37" w:name="_Toc239167164"/>
       <w:r>
         <w:rPr>
           <w:lang w:val="pt-BR"/>
         </w:rPr>
         <w:lastRenderedPageBreak/>
-        <w:t>ao Grupo Real, por meio da Real Locações e Montagens Industriais LTDA, e dos clientes acompanhados pelo contador responsável.</w:t>
-      </w:r>
-    </w:p>
-    <w:p>
-      <w:pPr>
-        <w:rPr>
-          <w:lang w:val="pt-BR"/>
-        </w:rPr>
-      </w:pPr>
-      <w:r>
-        <w:rPr>
-          <w:lang w:val="pt-BR"/>
-        </w:rPr>
-        <w:t>O desenvolvimento da atividade proporcionou ao aluno a oportunidade de aplicar conhecimentos relacionados à área de Análise e Desenvolvimento de Sistemas, especialmente na identificação de problemas, organização de informações, desenvolvimento de soluções tecnológicas, automação, testes e avaliação de resultados.</w:t>
-      </w:r>
-    </w:p>
-    <w:p>
-      <w:pPr>
-        <w:rPr>
-          <w:lang w:val="pt-BR"/>
-        </w:rPr>
-      </w:pPr>
-      <w:r>
-        <w:rPr>
-          <w:lang w:val="pt-BR"/>
-        </w:rPr>
-        <w:t>Dessa forma, o projeto demonstra como a aplicação de recursos tecnológicos pode contribuir para a melhoria de processos e para a redução de riscos relacionados ao controle de prazos.</w:t>
+        <w:t>REFERÊNCIAS</w:t>
+      </w:r>
+      <w:bookmarkEnd w:id="37"/>
+    </w:p>
+    <w:p>
+      <w:pPr>
+        <w:rPr>
+          <w:lang w:val="pt-BR"/>
+        </w:rPr>
+      </w:pPr>
+      <w:r>
+        <w:rPr>
+          <w:lang w:val="pt-BR"/>
+        </w:rPr>
+        <w:t>UNIVERSIDADE PAULISTA – UNIP. Guia de normalização para apresentação de trabalhos acadêmicos da Universidade Paulista: ABNT. São Paulo: UNIP, 2025.</w:t>
+      </w:r>
+    </w:p>
+    <w:p>
+      <w:pPr>
+        <w:rPr>
+          <w:lang w:val="pt-BR"/>
+        </w:rPr>
+      </w:pPr>
+      <w:r>
+        <w:rPr>
+          <w:lang w:val="pt-BR"/>
+        </w:rPr>
+        <w:t>GOOGLE. Google Planilhas. [Recurso eletrônico]. Disponível em: https://www.google.com/sheets/about/. Acesso em: 26 ago. 2026.</w:t>
+      </w:r>
+    </w:p>
+    <w:p>
+      <w:pPr>
+        <w:rPr>
+          <w:lang w:val="pt-BR"/>
+        </w:rPr>
+      </w:pPr>
+      <w:r>
+        <w:rPr>
+          <w:lang w:val="pt-BR"/>
+        </w:rPr>
+        <w:t>GOOGLE. Google Apps Script. [Recurso eletrônico]. Disponível em: https://developers.google.com/apps-script. Acesso em: 26 ago. 2026.</w:t>
       </w:r>
     </w:p>
     <w:p>
@@ -8147,52 +8636,65 @@
           <w:lang w:val="pt-BR"/>
         </w:rPr>
       </w:pPr>
-      <w:bookmarkStart w:id="37" w:name="_Toc239167164"/>
-      <w:r>
-        <w:rPr>
-          <w:lang w:val="pt-BR"/>
-        </w:rPr>
-        <w:t>REFERÊNCIAS</w:t>
-      </w:r>
-      <w:bookmarkEnd w:id="37"/>
-    </w:p>
-    <w:p>
-      <w:pPr>
-        <w:rPr>
-          <w:lang w:val="pt-BR"/>
-        </w:rPr>
-      </w:pPr>
-      <w:r>
-        <w:rPr>
-          <w:lang w:val="pt-BR"/>
-        </w:rPr>
-        <w:t>UNIVERSIDADE PAULISTA – UNIP. Guia de normalização para apresentação de trabalhos acadêmicos da Universidade Paulista: ABNT. São Paulo: UNIP, 2025.</w:t>
-      </w:r>
-    </w:p>
-    <w:p>
-      <w:pPr>
-        <w:rPr>
-          <w:lang w:val="pt-BR"/>
-        </w:rPr>
-      </w:pPr>
-      <w:r>
-        <w:rPr>
-          <w:lang w:val="pt-BR"/>
-        </w:rPr>
-        <w:t>GOOGLE. Google Planilhas. [Recurso eletrônico]. Disponível em: https://www.google.com/sheets/about/. Acesso em: 26 ago. 2026.</w:t>
-      </w:r>
-    </w:p>
-    <w:p>
-      <w:pPr>
-        <w:rPr>
-          <w:lang w:val="pt-BR"/>
-        </w:rPr>
-      </w:pPr>
-      <w:r>
-        <w:rPr>
-          <w:lang w:val="pt-BR"/>
-        </w:rPr>
-        <w:t>GOOGLE. Google Apps Script. [Recurso eletrônico]. Disponível em: https://developers.google.com/apps-script. Acesso em: 26 ago. 2026.</w:t>
+      <w:bookmarkStart w:id="38" w:name="_Toc239167165"/>
+      <w:r>
+        <w:rPr>
+          <w:lang w:val="pt-BR"/>
+        </w:rPr>
+        <w:t>APÊNDICES</w:t>
+      </w:r>
+      <w:bookmarkEnd w:id="38"/>
+    </w:p>
+    <w:p>
+      <w:pPr>
+        <w:rPr>
+          <w:lang w:val="pt-BR"/>
+        </w:rPr>
+      </w:pPr>
+      <w:r>
+        <w:rPr>
+          <w:lang w:val="pt-BR"/>
+        </w:rPr>
+        <w:t>Os apêndices devem conter materiais elaborados pelo próprio aluno, caso sejam exigidos pela atividade. Exemplo:</w:t>
+      </w:r>
+    </w:p>
+    <w:p>
+      <w:pPr>
+        <w:rPr>
+          <w:lang w:val="pt-BR"/>
+        </w:rPr>
+      </w:pPr>
+      <w:r>
+        <w:rPr>
+          <w:lang w:val="pt-BR"/>
+        </w:rPr>
+        <w:t>APÊNDICE A – Declaração do responsável pela utilização da solução.</w:t>
+      </w:r>
+    </w:p>
+    <w:p>
+      <w:pPr>
+        <w:rPr>
+          <w:lang w:val="pt-BR"/>
+        </w:rPr>
+      </w:pPr>
+      <w:r>
+        <w:rPr>
+          <w:lang w:val="pt-BR"/>
+        </w:rPr>
+        <w:t>APÊNDICE B – Registro dos resultados obtidos.</w:t>
+      </w:r>
+    </w:p>
+    <w:p>
+      <w:pPr>
+        <w:rPr>
+          <w:lang w:val="pt-BR"/>
+        </w:rPr>
+      </w:pPr>
+      <w:r>
+        <w:rPr>
+          <w:lang w:val="pt-BR"/>
+        </w:rPr>
+        <w:t>APÊNDICE C – Material complementar produzido para a solução.</w:t>
       </w:r>
     </w:p>
     <w:p>
@@ -8202,74 +8704,6 @@
           <w:lang w:val="pt-BR"/>
         </w:rPr>
       </w:pPr>
-      <w:bookmarkStart w:id="38" w:name="_Toc239167165"/>
-      <w:r>
-        <w:rPr>
-          <w:lang w:val="pt-BR"/>
-        </w:rPr>
-        <w:t>APÊNDICES</w:t>
-      </w:r>
-      <w:bookmarkEnd w:id="38"/>
-    </w:p>
-    <w:p>
-      <w:pPr>
-        <w:rPr>
-          <w:lang w:val="pt-BR"/>
-        </w:rPr>
-      </w:pPr>
-      <w:r>
-        <w:rPr>
-          <w:lang w:val="pt-BR"/>
-        </w:rPr>
-        <w:t>Os apêndices devem conter materiais elaborados pelo próprio aluno, caso sejam exigidos pela atividade. Exemplo:</w:t>
-      </w:r>
-    </w:p>
-    <w:p>
-      <w:pPr>
-        <w:rPr>
-          <w:lang w:val="pt-BR"/>
-        </w:rPr>
-      </w:pPr>
-      <w:r>
-        <w:rPr>
-          <w:lang w:val="pt-BR"/>
-        </w:rPr>
-        <w:t>APÊNDICE A – Declaração do responsável pela utilização da solução.</w:t>
-      </w:r>
-    </w:p>
-    <w:p>
-      <w:pPr>
-        <w:rPr>
-          <w:lang w:val="pt-BR"/>
-        </w:rPr>
-      </w:pPr>
-      <w:r>
-        <w:rPr>
-          <w:lang w:val="pt-BR"/>
-        </w:rPr>
-        <w:t>APÊNDICE B – Registro dos resultados obtidos.</w:t>
-      </w:r>
-    </w:p>
-    <w:p>
-      <w:pPr>
-        <w:rPr>
-          <w:lang w:val="pt-BR"/>
-        </w:rPr>
-      </w:pPr>
-      <w:r>
-        <w:rPr>
-          <w:lang w:val="pt-BR"/>
-        </w:rPr>
-        <w:t>APÊNDICE C – Material complementar produzido para a solução.</w:t>
-      </w:r>
-    </w:p>
-    <w:p>
-      <w:pPr>
-        <w:pStyle w:val="Ttulo1"/>
-        <w:rPr>
-          <w:lang w:val="pt-BR"/>
-        </w:rPr>
-      </w:pPr>
       <w:bookmarkStart w:id="39" w:name="_Toc239167166"/>
       <w:r>
         <w:rPr>
@@ -8341,7 +8775,6 @@
         <w:rPr>
           <w:lang w:val="pt-BR"/>
         </w:rPr>
-        <w:lastRenderedPageBreak/>
         <w:t>ANEXO D – Evidência do envio do e-mail.</w:t>
       </w:r>
     </w:p>
@@ -8673,6 +9106,345 @@
       </w:rPr>
     </w:lvl>
   </w:abstractNum>
+  <w:abstractNum w:abstractNumId="9" w15:restartNumberingAfterBreak="0">
+    <w:nsid w:val="59903889"/>
+    <w:multiLevelType w:val="hybridMultilevel"/>
+    <w:tmpl w:val="47641A9C"/>
+    <w:lvl w:ilvl="0" w:tplc="04160001">
+      <w:start w:val="1"/>
+      <w:numFmt w:val="bullet"/>
+      <w:lvlText w:val=""/>
+      <w:lvlJc w:val="left"/>
+      <w:pPr>
+        <w:ind w:left="720" w:hanging="360"/>
+      </w:pPr>
+      <w:rPr>
+        <w:rFonts w:ascii="Symbol" w:hAnsi="Symbol" w:hint="default"/>
+      </w:rPr>
+    </w:lvl>
+    <w:lvl w:ilvl="1" w:tplc="04160003" w:tentative="1">
+      <w:start w:val="1"/>
+      <w:numFmt w:val="bullet"/>
+      <w:lvlText w:val="o"/>
+      <w:lvlJc w:val="left"/>
+      <w:pPr>
+        <w:ind w:left="1440" w:hanging="360"/>
+      </w:pPr>
+      <w:rPr>
+        <w:rFonts w:ascii="Courier New" w:hAnsi="Courier New" w:cs="Courier New" w:hint="default"/>
+      </w:rPr>
+    </w:lvl>
+    <w:lvl w:ilvl="2" w:tplc="04160005" w:tentative="1">
+      <w:start w:val="1"/>
+      <w:numFmt w:val="bullet"/>
+      <w:lvlText w:val=""/>
+      <w:lvlJc w:val="left"/>
+      <w:pPr>
+        <w:ind w:left="2160" w:hanging="360"/>
+      </w:pPr>
+      <w:rPr>
+        <w:rFonts w:ascii="Wingdings" w:hAnsi="Wingdings" w:hint="default"/>
+      </w:rPr>
+    </w:lvl>
+    <w:lvl w:ilvl="3" w:tplc="04160001" w:tentative="1">
+      <w:start w:val="1"/>
+      <w:numFmt w:val="bullet"/>
+      <w:lvlText w:val=""/>
+      <w:lvlJc w:val="left"/>
+      <w:pPr>
+        <w:ind w:left="2880" w:hanging="360"/>
+      </w:pPr>
+      <w:rPr>
+        <w:rFonts w:ascii="Symbol" w:hAnsi="Symbol" w:hint="default"/>
+      </w:rPr>
+    </w:lvl>
+    <w:lvl w:ilvl="4" w:tplc="04160003" w:tentative="1">
+      <w:start w:val="1"/>
+      <w:numFmt w:val="bullet"/>
+      <w:lvlText w:val="o"/>
+      <w:lvlJc w:val="left"/>
+      <w:pPr>
+        <w:ind w:left="3600" w:hanging="360"/>
+      </w:pPr>
+      <w:rPr>
+        <w:rFonts w:ascii="Courier New" w:hAnsi="Courier New" w:cs="Courier New" w:hint="default"/>
+      </w:rPr>
+    </w:lvl>
+    <w:lvl w:ilvl="5" w:tplc="04160005" w:tentative="1">
+      <w:start w:val="1"/>
+      <w:numFmt w:val="bullet"/>
+      <w:lvlText w:val=""/>
+      <w:lvlJc w:val="left"/>
+      <w:pPr>
+        <w:ind w:left="4320" w:hanging="360"/>
+      </w:pPr>
+      <w:rPr>
+        <w:rFonts w:ascii="Wingdings" w:hAnsi="Wingdings" w:hint="default"/>
+      </w:rPr>
+    </w:lvl>
+    <w:lvl w:ilvl="6" w:tplc="04160001" w:tentative="1">
+      <w:start w:val="1"/>
+      <w:numFmt w:val="bullet"/>
+      <w:lvlText w:val=""/>
+      <w:lvlJc w:val="left"/>
+      <w:pPr>
+        <w:ind w:left="5040" w:hanging="360"/>
+      </w:pPr>
+      <w:rPr>
+        <w:rFonts w:ascii="Symbol" w:hAnsi="Symbol" w:hint="default"/>
+      </w:rPr>
+    </w:lvl>
+    <w:lvl w:ilvl="7" w:tplc="04160003" w:tentative="1">
+      <w:start w:val="1"/>
+      <w:numFmt w:val="bullet"/>
+      <w:lvlText w:val="o"/>
+      <w:lvlJc w:val="left"/>
+      <w:pPr>
+        <w:ind w:left="5760" w:hanging="360"/>
+      </w:pPr>
+      <w:rPr>
+        <w:rFonts w:ascii="Courier New" w:hAnsi="Courier New" w:cs="Courier New" w:hint="default"/>
+      </w:rPr>
+    </w:lvl>
+    <w:lvl w:ilvl="8" w:tplc="04160005" w:tentative="1">
+      <w:start w:val="1"/>
+      <w:numFmt w:val="bullet"/>
+      <w:lvlText w:val=""/>
+      <w:lvlJc w:val="left"/>
+      <w:pPr>
+        <w:ind w:left="6480" w:hanging="360"/>
+      </w:pPr>
+      <w:rPr>
+        <w:rFonts w:ascii="Wingdings" w:hAnsi="Wingdings" w:hint="default"/>
+      </w:rPr>
+    </w:lvl>
+  </w:abstractNum>
+  <w:abstractNum w:abstractNumId="10" w15:restartNumberingAfterBreak="0">
+    <w:nsid w:val="5D2762F4"/>
+    <w:multiLevelType w:val="hybridMultilevel"/>
+    <w:tmpl w:val="C9927B98"/>
+    <w:lvl w:ilvl="0" w:tplc="04160001">
+      <w:start w:val="1"/>
+      <w:numFmt w:val="bullet"/>
+      <w:lvlText w:val=""/>
+      <w:lvlJc w:val="left"/>
+      <w:pPr>
+        <w:ind w:left="1429" w:hanging="360"/>
+      </w:pPr>
+      <w:rPr>
+        <w:rFonts w:ascii="Symbol" w:hAnsi="Symbol" w:hint="default"/>
+      </w:rPr>
+    </w:lvl>
+    <w:lvl w:ilvl="1" w:tplc="04160003" w:tentative="1">
+      <w:start w:val="1"/>
+      <w:numFmt w:val="bullet"/>
+      <w:lvlText w:val="o"/>
+      <w:lvlJc w:val="left"/>
+      <w:pPr>
+        <w:ind w:left="2149" w:hanging="360"/>
+      </w:pPr>
+      <w:rPr>
+        <w:rFonts w:ascii="Courier New" w:hAnsi="Courier New" w:cs="Courier New" w:hint="default"/>
+      </w:rPr>
+    </w:lvl>
+    <w:lvl w:ilvl="2" w:tplc="04160005" w:tentative="1">
+      <w:start w:val="1"/>
+      <w:numFmt w:val="bullet"/>
+      <w:lvlText w:val=""/>
+      <w:lvlJc w:val="left"/>
+      <w:pPr>
+        <w:ind w:left="2869" w:hanging="360"/>
+      </w:pPr>
+      <w:rPr>
+        <w:rFonts w:ascii="Wingdings" w:hAnsi="Wingdings" w:hint="default"/>
+      </w:rPr>
+    </w:lvl>
+    <w:lvl w:ilvl="3" w:tplc="04160001" w:tentative="1">
+      <w:start w:val="1"/>
+      <w:numFmt w:val="bullet"/>
+      <w:lvlText w:val=""/>
+      <w:lvlJc w:val="left"/>
+      <w:pPr>
+        <w:ind w:left="3589" w:hanging="360"/>
+      </w:pPr>
+      <w:rPr>
+        <w:rFonts w:ascii="Symbol" w:hAnsi="Symbol" w:hint="default"/>
+      </w:rPr>
+    </w:lvl>
+    <w:lvl w:ilvl="4" w:tplc="04160003" w:tentative="1">
+      <w:start w:val="1"/>
+      <w:numFmt w:val="bullet"/>
+      <w:lvlText w:val="o"/>
+      <w:lvlJc w:val="left"/>
+      <w:pPr>
+        <w:ind w:left="4309" w:hanging="360"/>
+      </w:pPr>
+      <w:rPr>
+        <w:rFonts w:ascii="Courier New" w:hAnsi="Courier New" w:cs="Courier New" w:hint="default"/>
+      </w:rPr>
+    </w:lvl>
+    <w:lvl w:ilvl="5" w:tplc="04160005" w:tentative="1">
+      <w:start w:val="1"/>
+      <w:numFmt w:val="bullet"/>
+      <w:lvlText w:val=""/>
+      <w:lvlJc w:val="left"/>
+      <w:pPr>
+        <w:ind w:left="5029" w:hanging="360"/>
+      </w:pPr>
+      <w:rPr>
+        <w:rFonts w:ascii="Wingdings" w:hAnsi="Wingdings" w:hint="default"/>
+      </w:rPr>
+    </w:lvl>
+    <w:lvl w:ilvl="6" w:tplc="04160001" w:tentative="1">
+      <w:start w:val="1"/>
+      <w:numFmt w:val="bullet"/>
+      <w:lvlText w:val=""/>
+      <w:lvlJc w:val="left"/>
+      <w:pPr>
+        <w:ind w:left="5749" w:hanging="360"/>
+      </w:pPr>
+      <w:rPr>
+        <w:rFonts w:ascii="Symbol" w:hAnsi="Symbol" w:hint="default"/>
+      </w:rPr>
+    </w:lvl>
+    <w:lvl w:ilvl="7" w:tplc="04160003" w:tentative="1">
+      <w:start w:val="1"/>
+      <w:numFmt w:val="bullet"/>
+      <w:lvlText w:val="o"/>
+      <w:lvlJc w:val="left"/>
+      <w:pPr>
+        <w:ind w:left="6469" w:hanging="360"/>
+      </w:pPr>
+      <w:rPr>
+        <w:rFonts w:ascii="Courier New" w:hAnsi="Courier New" w:cs="Courier New" w:hint="default"/>
+      </w:rPr>
+    </w:lvl>
+    <w:lvl w:ilvl="8" w:tplc="04160005" w:tentative="1">
+      <w:start w:val="1"/>
+      <w:numFmt w:val="bullet"/>
+      <w:lvlText w:val=""/>
+      <w:lvlJc w:val="left"/>
+      <w:pPr>
+        <w:ind w:left="7189" w:hanging="360"/>
+      </w:pPr>
+      <w:rPr>
+        <w:rFonts w:ascii="Wingdings" w:hAnsi="Wingdings" w:hint="default"/>
+      </w:rPr>
+    </w:lvl>
+  </w:abstractNum>
+  <w:abstractNum w:abstractNumId="11" w15:restartNumberingAfterBreak="0">
+    <w:nsid w:val="6BEA4984"/>
+    <w:multiLevelType w:val="hybridMultilevel"/>
+    <w:tmpl w:val="04EE700A"/>
+    <w:lvl w:ilvl="0" w:tplc="04160001">
+      <w:start w:val="1"/>
+      <w:numFmt w:val="bullet"/>
+      <w:lvlText w:val=""/>
+      <w:lvlJc w:val="left"/>
+      <w:pPr>
+        <w:ind w:left="1429" w:hanging="360"/>
+      </w:pPr>
+      <w:rPr>
+        <w:rFonts w:ascii="Symbol" w:hAnsi="Symbol" w:hint="default"/>
+      </w:rPr>
+    </w:lvl>
+    <w:lvl w:ilvl="1" w:tplc="04160003" w:tentative="1">
+      <w:start w:val="1"/>
+      <w:numFmt w:val="bullet"/>
+      <w:lvlText w:val="o"/>
+      <w:lvlJc w:val="left"/>
+      <w:pPr>
+        <w:ind w:left="2149" w:hanging="360"/>
+      </w:pPr>
+      <w:rPr>
+        <w:rFonts w:ascii="Courier New" w:hAnsi="Courier New" w:cs="Courier New" w:hint="default"/>
+      </w:rPr>
+    </w:lvl>
+    <w:lvl w:ilvl="2" w:tplc="04160005" w:tentative="1">
+      <w:start w:val="1"/>
+      <w:numFmt w:val="bullet"/>
+      <w:lvlText w:val=""/>
+      <w:lvlJc w:val="left"/>
+      <w:pPr>
+        <w:ind w:left="2869" w:hanging="360"/>
+      </w:pPr>
+      <w:rPr>
+        <w:rFonts w:ascii="Wingdings" w:hAnsi="Wingdings" w:hint="default"/>
+      </w:rPr>
+    </w:lvl>
+    <w:lvl w:ilvl="3" w:tplc="04160001" w:tentative="1">
+      <w:start w:val="1"/>
+      <w:numFmt w:val="bullet"/>
+      <w:lvlText w:val=""/>
+      <w:lvlJc w:val="left"/>
+      <w:pPr>
+        <w:ind w:left="3589" w:hanging="360"/>
+      </w:pPr>
+      <w:rPr>
+        <w:rFonts w:ascii="Symbol" w:hAnsi="Symbol" w:hint="default"/>
+      </w:rPr>
+    </w:lvl>
+    <w:lvl w:ilvl="4" w:tplc="04160003" w:tentative="1">
+      <w:start w:val="1"/>
+      <w:numFmt w:val="bullet"/>
+      <w:lvlText w:val="o"/>
+      <w:lvlJc w:val="left"/>
+      <w:pPr>
+        <w:ind w:left="4309" w:hanging="360"/>
+      </w:pPr>
+      <w:rPr>
+        <w:rFonts w:ascii="Courier New" w:hAnsi="Courier New" w:cs="Courier New" w:hint="default"/>
+      </w:rPr>
+    </w:lvl>
+    <w:lvl w:ilvl="5" w:tplc="04160005" w:tentative="1">
+      <w:start w:val="1"/>
+      <w:numFmt w:val="bullet"/>
+      <w:lvlText w:val=""/>
+      <w:lvlJc w:val="left"/>
+      <w:pPr>
+        <w:ind w:left="5029" w:hanging="360"/>
+      </w:pPr>
+      <w:rPr>
+        <w:rFonts w:ascii="Wingdings" w:hAnsi="Wingdings" w:hint="default"/>
+      </w:rPr>
+    </w:lvl>
+    <w:lvl w:ilvl="6" w:tplc="04160001" w:tentative="1">
+      <w:start w:val="1"/>
+      <w:numFmt w:val="bullet"/>
+      <w:lvlText w:val=""/>
+      <w:lvlJc w:val="left"/>
+      <w:pPr>
+        <w:ind w:left="5749" w:hanging="360"/>
+      </w:pPr>
+      <w:rPr>
+        <w:rFonts w:ascii="Symbol" w:hAnsi="Symbol" w:hint="default"/>
+      </w:rPr>
+    </w:lvl>
+    <w:lvl w:ilvl="7" w:tplc="04160003" w:tentative="1">
+      <w:start w:val="1"/>
+      <w:numFmt w:val="bullet"/>
+      <w:lvlText w:val="o"/>
+      <w:lvlJc w:val="left"/>
+      <w:pPr>
+        <w:ind w:left="6469" w:hanging="360"/>
+      </w:pPr>
+      <w:rPr>
+        <w:rFonts w:ascii="Courier New" w:hAnsi="Courier New" w:cs="Courier New" w:hint="default"/>
+      </w:rPr>
+    </w:lvl>
+    <w:lvl w:ilvl="8" w:tplc="04160005" w:tentative="1">
+      <w:start w:val="1"/>
+      <w:numFmt w:val="bullet"/>
+      <w:lvlText w:val=""/>
+      <w:lvlJc w:val="left"/>
+      <w:pPr>
+        <w:ind w:left="7189" w:hanging="360"/>
+      </w:pPr>
+      <w:rPr>
+        <w:rFonts w:ascii="Wingdings" w:hAnsi="Wingdings" w:hint="default"/>
+      </w:rPr>
+    </w:lvl>
+  </w:abstractNum>
   <w:num w:numId="1">
     <w:abstractNumId w:val="8"/>
   </w:num>
@@ -8699,6 +9471,15 @@
   </w:num>
   <w:num w:numId="9">
     <w:abstractNumId w:val="0"/>
+  </w:num>
+  <w:num w:numId="10">
+    <w:abstractNumId w:val="11"/>
+  </w:num>
+  <w:num w:numId="11">
+    <w:abstractNumId w:val="10"/>
+  </w:num>
+  <w:num w:numId="12">
+    <w:abstractNumId w:val="9"/>
   </w:num>
 </w:numbering>
 </file>
@@ -20290,6 +21071,103 @@
       </w:tcPr>
     </w:tblStylePr>
   </w:style>
+  <w:style w:type="paragraph" w:customStyle="1" w:styleId="ABNTWords">
+    <w:name w:val="ABNT Words"/>
+    <w:basedOn w:val="Normal"/>
+    <w:link w:val="ABNTWordsChar"/>
+    <w:qFormat/>
+    <w:rsid w:val="00B60924"/>
+    <w:rPr>
+      <w:lang w:val="pt-BR"/>
+    </w:rPr>
+  </w:style>
+  <w:style w:type="table" w:styleId="TabeladeGrade4-nfase1">
+    <w:name w:val="Grid Table 4 Accent 1"/>
+    <w:basedOn w:val="Tabelanormal"/>
+    <w:uiPriority w:val="49"/>
+    <w:rsid w:val="000F2991"/>
+    <w:pPr>
+      <w:spacing w:after="0" w:line="240" w:lineRule="auto"/>
+    </w:pPr>
+    <w:tblPr>
+      <w:tblStyleRowBandSize w:val="1"/>
+      <w:tblStyleColBandSize w:val="1"/>
+      <w:tblBorders>
+        <w:top w:val="single" w:sz="4" w:space="0" w:color="95B3D7" w:themeColor="accent1" w:themeTint="99"/>
+        <w:left w:val="single" w:sz="4" w:space="0" w:color="95B3D7" w:themeColor="accent1" w:themeTint="99"/>
+        <w:bottom w:val="single" w:sz="4" w:space="0" w:color="95B3D7" w:themeColor="accent1" w:themeTint="99"/>
+        <w:right w:val="single" w:sz="4" w:space="0" w:color="95B3D7" w:themeColor="accent1" w:themeTint="99"/>
+        <w:insideH w:val="single" w:sz="4" w:space="0" w:color="95B3D7" w:themeColor="accent1" w:themeTint="99"/>
+        <w:insideV w:val="single" w:sz="4" w:space="0" w:color="95B3D7" w:themeColor="accent1" w:themeTint="99"/>
+      </w:tblBorders>
+    </w:tblPr>
+    <w:tblStylePr w:type="firstRow">
+      <w:rPr>
+        <w:b/>
+        <w:bCs/>
+        <w:color w:val="FFFFFF" w:themeColor="background1"/>
+      </w:rPr>
+      <w:tblPr/>
+      <w:tcPr>
+        <w:tcBorders>
+          <w:top w:val="single" w:sz="4" w:space="0" w:color="4F81BD" w:themeColor="accent1"/>
+          <w:left w:val="single" w:sz="4" w:space="0" w:color="4F81BD" w:themeColor="accent1"/>
+          <w:bottom w:val="single" w:sz="4" w:space="0" w:color="4F81BD" w:themeColor="accent1"/>
+          <w:right w:val="single" w:sz="4" w:space="0" w:color="4F81BD" w:themeColor="accent1"/>
+          <w:insideH w:val="nil"/>
+          <w:insideV w:val="nil"/>
+        </w:tcBorders>
+        <w:shd w:val="clear" w:color="auto" w:fill="4F81BD" w:themeFill="accent1"/>
+      </w:tcPr>
+    </w:tblStylePr>
+    <w:tblStylePr w:type="lastRow">
+      <w:rPr>
+        <w:b/>
+        <w:bCs/>
+      </w:rPr>
+      <w:tblPr/>
+      <w:tcPr>
+        <w:tcBorders>
+          <w:top w:val="double" w:sz="4" w:space="0" w:color="4F81BD" w:themeColor="accent1"/>
+        </w:tcBorders>
+      </w:tcPr>
+    </w:tblStylePr>
+    <w:tblStylePr w:type="firstCol">
+      <w:rPr>
+        <w:b/>
+        <w:bCs/>
+      </w:rPr>
+    </w:tblStylePr>
+    <w:tblStylePr w:type="lastCol">
+      <w:rPr>
+        <w:b/>
+        <w:bCs/>
+      </w:rPr>
+    </w:tblStylePr>
+    <w:tblStylePr w:type="band1Vert">
+      <w:tblPr/>
+      <w:tcPr>
+        <w:shd w:val="clear" w:color="auto" w:fill="DBE5F1" w:themeFill="accent1" w:themeFillTint="33"/>
+      </w:tcPr>
+    </w:tblStylePr>
+    <w:tblStylePr w:type="band1Horz">
+      <w:tblPr/>
+      <w:tcPr>
+        <w:shd w:val="clear" w:color="auto" w:fill="DBE5F1" w:themeFill="accent1" w:themeFillTint="33"/>
+      </w:tcPr>
+    </w:tblStylePr>
+  </w:style>
+  <w:style w:type="character" w:customStyle="1" w:styleId="ABNTWordsChar">
+    <w:name w:val="ABNT Words Char"/>
+    <w:basedOn w:val="Fontepargpadro"/>
+    <w:link w:val="ABNTWords"/>
+    <w:rsid w:val="00B60924"/>
+    <w:rPr>
+      <w:rFonts w:ascii="Arial" w:eastAsia="Arial" w:hAnsi="Arial"/>
+      <w:sz w:val="24"/>
+      <w:lang w:val="pt-BR"/>
+    </w:rPr>
+  </w:style>
 </w:styles>
 </file>
 
